--- a/public/Mustafa_Xaba_Resume.docx
+++ b/public/Mustafa_Xaba_Resume.docx
@@ -73,7 +73,25 @@
             <w:bCs/>
             <w:color w:val="002060"/>
           </w:rPr>
-          <w:t>https://my-portfolio-three-phi-52.vercel.app/</w:t>
+          <w:t>https://my-portfolio-three-phi-52.</w:t>
+        </w:r>
+        <w:r>
+          <w:rPr>
+            <w:rStyle w:val="Hyperlink"/>
+            <w:b/>
+            <w:bCs/>
+            <w:color w:val="002060"/>
+          </w:rPr>
+          <w:t>v</w:t>
+        </w:r>
+        <w:r>
+          <w:rPr>
+            <w:rStyle w:val="Hyperlink"/>
+            <w:b/>
+            <w:bCs/>
+            <w:color w:val="002060"/>
+          </w:rPr>
+          <w:t>ercel.app/</w:t>
         </w:r>
       </w:hyperlink>
     </w:p>
@@ -579,15 +597,7 @@
         <w:pStyle w:val="Heading2"/>
       </w:pPr>
       <w:r>
-        <w:t xml:space="preserve">Tshwane University </w:t>
-      </w:r>
-      <w:proofErr w:type="gramStart"/>
-      <w:r>
-        <w:t>Of</w:t>
-      </w:r>
-      <w:proofErr w:type="gramEnd"/>
-      <w:r>
-        <w:t xml:space="preserve"> Technology, </w:t>
+        <w:t xml:space="preserve">Tshwane University Of Technology, </w:t>
       </w:r>
       <w:r>
         <w:rPr>
@@ -614,18 +624,10 @@
         <w:t>ational Diploma in</w:t>
       </w:r>
       <w:r>
-        <w:t xml:space="preserve"> Computer </w:t>
-      </w:r>
-      <w:proofErr w:type="gramStart"/>
-      <w:r>
-        <w:t xml:space="preserve">Science </w:t>
+        <w:t xml:space="preserve"> Computer Science </w:t>
       </w:r>
       <w:r>
-        <w:t>,</w:t>
-      </w:r>
-      <w:proofErr w:type="gramEnd"/>
-      <w:r>
-        <w:t xml:space="preserve"> </w:t>
+        <w:t xml:space="preserve">, </w:t>
       </w:r>
       <w:r>
         <w:rPr>
@@ -660,23 +662,7 @@
           <w:b w:val="0"/>
           <w:bCs/>
         </w:rPr>
-        <w:t xml:space="preserve"> Object Oriented Programming (OOP) &amp; Advanced </w:t>
-      </w:r>
-      <w:proofErr w:type="gramStart"/>
-      <w:r>
-        <w:rPr>
-          <w:b w:val="0"/>
-          <w:bCs/>
-        </w:rPr>
-        <w:t>Object Oriented</w:t>
-      </w:r>
-      <w:proofErr w:type="gramEnd"/>
-      <w:r>
-        <w:rPr>
-          <w:b w:val="0"/>
-          <w:bCs/>
-        </w:rPr>
-        <w:t xml:space="preserve"> Programming </w:t>
+        <w:t xml:space="preserve"> Object Oriented Programming (OOP) &amp; Advanced Object Oriented Programming </w:t>
       </w:r>
       <w:r>
         <w:t>|</w:t>
@@ -771,7 +757,7 @@
         <w:t xml:space="preserve"> </w:t>
       </w:r>
       <w:r>
-        <w:t xml:space="preserve">(Ongoing) | </w:t>
+        <w:t xml:space="preserve"> | </w:t>
       </w:r>
       <w:r>
         <w:rPr>
@@ -781,7 +767,7 @@
         <w:t>Mobile Computing</w:t>
       </w:r>
       <w:r>
-        <w:t xml:space="preserve"> (Ongoing) | </w:t>
+        <w:t xml:space="preserve"> | </w:t>
       </w:r>
       <w:r>
         <w:rPr>
@@ -791,7 +777,7 @@
         <w:t>Software Project</w:t>
       </w:r>
       <w:r>
-        <w:t xml:space="preserve"> (Ongoing)</w:t>
+        <w:t xml:space="preserve"> </w:t>
       </w:r>
       <w:r>
         <w:tab/>
@@ -1412,7 +1398,6 @@
           <w:szCs w:val="20"/>
         </w:rPr>
       </w:pPr>
-      <w:proofErr w:type="gramStart"/>
       <w:r>
         <w:rPr>
           <w:b/>
@@ -1436,16 +1421,7 @@
           <w:bCs/>
           <w:szCs w:val="20"/>
         </w:rPr>
-        <w:t>:</w:t>
-      </w:r>
-      <w:proofErr w:type="gramEnd"/>
-      <w:r>
-        <w:rPr>
-          <w:b/>
-          <w:bCs/>
-          <w:szCs w:val="20"/>
-        </w:rPr>
-        <w:t xml:space="preserve">  </w:t>
+        <w:t xml:space="preserve">:  </w:t>
       </w:r>
       <w:r>
         <w:rPr>
@@ -1501,21 +1477,7 @@
         <w:rPr>
           <w:szCs w:val="20"/>
         </w:rPr>
-        <w:t xml:space="preserve">, applied best practices in delivering solid </w:t>
-      </w:r>
-      <w:proofErr w:type="gramStart"/>
-      <w:r>
-        <w:rPr>
-          <w:szCs w:val="20"/>
-        </w:rPr>
-        <w:t>school based</w:t>
-      </w:r>
-      <w:proofErr w:type="gramEnd"/>
-      <w:r>
-        <w:rPr>
-          <w:szCs w:val="20"/>
-        </w:rPr>
-        <w:t xml:space="preserve">   projects</w:t>
+        <w:t>, applied best practices in delivering solid school based   projects</w:t>
       </w:r>
     </w:p>
     <w:p>
@@ -29059,11 +29021,11 @@
   </w:compat>
   <w:rsids>
     <w:rsidRoot w:val="00395448"/>
+    <w:rsid w:val="002C5C01"/>
     <w:rsid w:val="00357563"/>
     <w:rsid w:val="00374B4D"/>
     <w:rsid w:val="00395448"/>
     <w:rsid w:val="005045BD"/>
-    <w:rsid w:val="005E3105"/>
     <w:rsid w:val="00A159CE"/>
     <w:rsid w:val="00D77537"/>
   </w:rsids>

--- a/public/Mustafa_Xaba_Resume.docx
+++ b/public/Mustafa_Xaba_Resume.docx
@@ -7,7 +7,7 @@
         <w:pStyle w:val="Title"/>
       </w:pPr>
       <w:r>
-        <w:t>Mustafa Xaba</w:t>
+        <w:t>MUSTAFA XABA</w:t>
       </w:r>
     </w:p>
     <w:p>
@@ -24,45 +24,79 @@
     <w:p>
       <w:pPr>
         <w:pStyle w:val="Heading1"/>
+        <w:rPr>
+          <w:sz w:val="22"/>
+          <w:szCs w:val="22"/>
+        </w:rPr>
       </w:pPr>
       <w:r>
+        <w:rPr>
+          <w:sz w:val="22"/>
+          <w:szCs w:val="22"/>
+        </w:rPr>
         <w:t>Centurion, Pretoria</w:t>
       </w:r>
       <w:r>
-        <w:t xml:space="preserve"> </w:t>
+        <w:rPr>
+          <w:sz w:val="22"/>
+          <w:szCs w:val="22"/>
+        </w:rPr>
+        <w:t xml:space="preserve"> | </w:t>
       </w:r>
       <w:r>
-        <w:t>|</w:t>
-      </w:r>
-      <w:r>
-        <w:t xml:space="preserve"> </w:t>
-      </w:r>
-      <w:r>
+        <w:rPr>
+          <w:sz w:val="22"/>
+          <w:szCs w:val="22"/>
+        </w:rPr>
         <w:t>078 240 6722</w:t>
       </w:r>
       <w:r>
-        <w:t xml:space="preserve"> |</w:t>
+        <w:rPr>
+          <w:sz w:val="22"/>
+          <w:szCs w:val="22"/>
+        </w:rPr>
+        <w:t xml:space="preserve"> | </w:t>
       </w:r>
       <w:r>
-        <w:t xml:space="preserve"> </w:t>
-      </w:r>
-      <w:r>
+        <w:rPr>
+          <w:sz w:val="22"/>
+          <w:szCs w:val="22"/>
+        </w:rPr>
         <w:t>sibusisomst@gmail.com</w:t>
       </w:r>
       <w:r>
+        <w:rPr>
+          <w:sz w:val="22"/>
+          <w:szCs w:val="22"/>
+        </w:rPr>
         <w:t xml:space="preserve"> </w:t>
       </w:r>
     </w:p>
     <w:p>
+      <w:pPr>
+        <w:rPr>
+          <w:color w:val="0070C0"/>
+          <w:sz w:val="22"/>
+        </w:rPr>
+      </w:pPr>
       <w:r>
         <w:rPr>
           <w:rFonts w:asciiTheme="majorHAnsi" w:hAnsiTheme="majorHAnsi"/>
-          <w:sz w:val="24"/>
-          <w:szCs w:val="24"/>
+          <w:sz w:val="22"/>
+        </w:rPr>
+        <w:t xml:space="preserve">Online </w:t>
+      </w:r>
+      <w:r>
+        <w:rPr>
+          <w:rFonts w:asciiTheme="majorHAnsi" w:hAnsiTheme="majorHAnsi"/>
+          <w:sz w:val="22"/>
         </w:rPr>
         <w:t>Portfolio:</w:t>
       </w:r>
       <w:r>
+        <w:rPr>
+          <w:sz w:val="22"/>
+        </w:rPr>
         <w:t xml:space="preserve"> </w:t>
       </w:r>
       <w:hyperlink r:id="rId11" w:tgtFrame="_new" w:history="1">
@@ -71,7 +105,8 @@
             <w:rStyle w:val="Hyperlink"/>
             <w:b/>
             <w:bCs/>
-            <w:color w:val="002060"/>
+            <w:color w:val="0070C0"/>
+            <w:sz w:val="22"/>
           </w:rPr>
           <w:t>https://my-portfolio-three-phi-52.</w:t>
         </w:r>
@@ -80,7 +115,8 @@
             <w:rStyle w:val="Hyperlink"/>
             <w:b/>
             <w:bCs/>
-            <w:color w:val="002060"/>
+            <w:color w:val="0070C0"/>
+            <w:sz w:val="22"/>
           </w:rPr>
           <w:t>v</w:t>
         </w:r>
@@ -89,19 +125,27 @@
             <w:rStyle w:val="Hyperlink"/>
             <w:b/>
             <w:bCs/>
-            <w:color w:val="002060"/>
+            <w:color w:val="0070C0"/>
+            <w:sz w:val="22"/>
           </w:rPr>
           <w:t>ercel.app/</w:t>
         </w:r>
       </w:hyperlink>
     </w:p>
-    <w:p/>
+    <w:p>
+      <w:pPr>
+        <w:rPr>
+          <w:color w:val="0070C0"/>
+          <w:sz w:val="22"/>
+        </w:rPr>
+      </w:pPr>
+    </w:p>
     <w:p>
       <w:pPr>
         <w:pStyle w:val="Heading1"/>
       </w:pPr>
       <w:r>
-        <w:t>Professional Summary</w:t>
+        <w:t>PROFESSIONAL SUMMARY</w:t>
       </w:r>
     </w:p>
     <w:p>
@@ -175,7 +219,265 @@
     </w:p>
     <w:p>
       <w:r>
-        <w:t>Enthusiastic final-year Computer Science student at Tshwane University of Technology with strong expertise in Java programming and related technologies. My capabilities include advanced OOP principles, database systems (Derby, MySQL), and Linux (Ubuntu) environment proficiency. I specialize in building desktop applications, Java EE web development (Servlets, JPA, JPQL), and creating RESTful APIs with Node.js, complemented by Android mobile development skills in Kotlin and front-end knowledge (JavaScript, HTML). Now seeking Work Integrated Learning to apply this technical foundation in professional settings while expanding my practical experience in software development.</w:t>
+        <w:rPr>
+          <w:sz w:val="22"/>
+        </w:rPr>
+        <w:t xml:space="preserve">Enthusiastic </w:t>
+      </w:r>
+      <w:r>
+        <w:rPr>
+          <w:b/>
+          <w:bCs/>
+          <w:sz w:val="22"/>
+        </w:rPr>
+        <w:t>final-year</w:t>
+      </w:r>
+      <w:r>
+        <w:rPr>
+          <w:sz w:val="22"/>
+        </w:rPr>
+        <w:t xml:space="preserve"> Computer Science student at </w:t>
+      </w:r>
+      <w:r>
+        <w:rPr>
+          <w:b/>
+          <w:bCs/>
+          <w:sz w:val="22"/>
+        </w:rPr>
+        <w:t>Tshwane University of Technology</w:t>
+      </w:r>
+      <w:r>
+        <w:rPr>
+          <w:sz w:val="22"/>
+        </w:rPr>
+        <w:t xml:space="preserve"> with strong expertise in </w:t>
+      </w:r>
+      <w:r>
+        <w:rPr>
+          <w:b/>
+          <w:bCs/>
+          <w:sz w:val="22"/>
+        </w:rPr>
+        <w:t>Java</w:t>
+      </w:r>
+      <w:r>
+        <w:rPr>
+          <w:sz w:val="22"/>
+        </w:rPr>
+        <w:t xml:space="preserve"> programming and related technologies. My capabilities include </w:t>
+      </w:r>
+      <w:r>
+        <w:rPr>
+          <w:b/>
+          <w:bCs/>
+          <w:sz w:val="22"/>
+        </w:rPr>
+        <w:t>advanced OOP principles</w:t>
+      </w:r>
+      <w:r>
+        <w:rPr>
+          <w:sz w:val="22"/>
+        </w:rPr>
+        <w:t>, database systems (</w:t>
+      </w:r>
+      <w:r>
+        <w:rPr>
+          <w:b/>
+          <w:bCs/>
+          <w:sz w:val="22"/>
+        </w:rPr>
+        <w:t>Derby</w:t>
+      </w:r>
+      <w:r>
+        <w:rPr>
+          <w:sz w:val="22"/>
+        </w:rPr>
+        <w:t xml:space="preserve">, </w:t>
+      </w:r>
+      <w:r>
+        <w:rPr>
+          <w:b/>
+          <w:bCs/>
+          <w:sz w:val="22"/>
+        </w:rPr>
+        <w:t>MySQL</w:t>
+      </w:r>
+      <w:r>
+        <w:rPr>
+          <w:sz w:val="22"/>
+        </w:rPr>
+        <w:t xml:space="preserve">), and </w:t>
+      </w:r>
+      <w:r>
+        <w:rPr>
+          <w:b/>
+          <w:bCs/>
+          <w:sz w:val="22"/>
+        </w:rPr>
+        <w:t>Linux</w:t>
+      </w:r>
+      <w:r>
+        <w:rPr>
+          <w:sz w:val="22"/>
+        </w:rPr>
+        <w:t xml:space="preserve"> (</w:t>
+      </w:r>
+      <w:r>
+        <w:rPr>
+          <w:b/>
+          <w:bCs/>
+          <w:sz w:val="22"/>
+        </w:rPr>
+        <w:t>Ubuntu</w:t>
+      </w:r>
+      <w:r>
+        <w:rPr>
+          <w:sz w:val="22"/>
+        </w:rPr>
+        <w:t xml:space="preserve">) environment proficiency. I specialize in building desktop applications, </w:t>
+      </w:r>
+      <w:r>
+        <w:rPr>
+          <w:b/>
+          <w:bCs/>
+          <w:sz w:val="22"/>
+        </w:rPr>
+        <w:t>Java EE</w:t>
+      </w:r>
+      <w:r>
+        <w:rPr>
+          <w:sz w:val="22"/>
+        </w:rPr>
+        <w:t xml:space="preserve"> web development (</w:t>
+      </w:r>
+      <w:r>
+        <w:rPr>
+          <w:b/>
+          <w:bCs/>
+          <w:sz w:val="22"/>
+        </w:rPr>
+        <w:t>Servlets</w:t>
+      </w:r>
+      <w:r>
+        <w:rPr>
+          <w:sz w:val="22"/>
+        </w:rPr>
+        <w:t xml:space="preserve">, </w:t>
+      </w:r>
+      <w:r>
+        <w:rPr>
+          <w:b/>
+          <w:bCs/>
+          <w:sz w:val="22"/>
+        </w:rPr>
+        <w:t>JPA</w:t>
+      </w:r>
+      <w:r>
+        <w:rPr>
+          <w:sz w:val="22"/>
+        </w:rPr>
+        <w:t xml:space="preserve">, </w:t>
+      </w:r>
+      <w:r>
+        <w:rPr>
+          <w:b/>
+          <w:bCs/>
+          <w:sz w:val="22"/>
+        </w:rPr>
+        <w:t>JPQL</w:t>
+      </w:r>
+      <w:r>
+        <w:rPr>
+          <w:sz w:val="22"/>
+        </w:rPr>
+        <w:t xml:space="preserve">), and creating RESTful APIs with </w:t>
+      </w:r>
+      <w:r>
+        <w:rPr>
+          <w:b/>
+          <w:bCs/>
+          <w:sz w:val="22"/>
+        </w:rPr>
+        <w:t>Node.js</w:t>
+      </w:r>
+      <w:r>
+        <w:rPr>
+          <w:sz w:val="22"/>
+        </w:rPr>
+        <w:t xml:space="preserve">, complemented by Android mobile development skills in </w:t>
+      </w:r>
+      <w:r>
+        <w:rPr>
+          <w:b/>
+          <w:bCs/>
+          <w:sz w:val="22"/>
+        </w:rPr>
+        <w:t>Kotlin</w:t>
+      </w:r>
+      <w:r>
+        <w:rPr>
+          <w:sz w:val="22"/>
+        </w:rPr>
+        <w:t xml:space="preserve"> and front-end knowledge (</w:t>
+      </w:r>
+      <w:r>
+        <w:rPr>
+          <w:b/>
+          <w:bCs/>
+          <w:sz w:val="22"/>
+        </w:rPr>
+        <w:t>JavaScript</w:t>
+      </w:r>
+      <w:r>
+        <w:rPr>
+          <w:sz w:val="22"/>
+        </w:rPr>
+        <w:t xml:space="preserve">, </w:t>
+      </w:r>
+      <w:r>
+        <w:rPr>
+          <w:b/>
+          <w:bCs/>
+          <w:sz w:val="22"/>
+        </w:rPr>
+        <w:t>HTML</w:t>
+      </w:r>
+      <w:r>
+        <w:rPr>
+          <w:sz w:val="22"/>
+        </w:rPr>
+        <w:t xml:space="preserve">). Now </w:t>
+      </w:r>
+      <w:r>
+        <w:rPr>
+          <w:b/>
+          <w:bCs/>
+          <w:sz w:val="22"/>
+        </w:rPr>
+        <w:t>seeking</w:t>
+      </w:r>
+      <w:r>
+        <w:rPr>
+          <w:sz w:val="22"/>
+        </w:rPr>
+        <w:t xml:space="preserve"> </w:t>
+      </w:r>
+      <w:r>
+        <w:rPr>
+          <w:b/>
+          <w:bCs/>
+          <w:sz w:val="22"/>
+        </w:rPr>
+        <w:t>Work Integrated Learning</w:t>
+      </w:r>
+      <w:r>
+        <w:rPr>
+          <w:sz w:val="22"/>
+        </w:rPr>
+        <w:t xml:space="preserve"> to apply this technical foundation in professional settings while expanding my practical experience in software development</w:t>
+      </w:r>
+      <w:r>
+        <w:t>.</w:t>
       </w:r>
     </w:p>
     <w:p>
@@ -183,7 +485,7 @@
         <w:pStyle w:val="Heading1"/>
       </w:pPr>
       <w:r>
-        <w:t>Skills</w:t>
+        <w:t>SKILLS</w:t>
       </w:r>
     </w:p>
     <w:p>
@@ -268,129 +570,185 @@
     <w:p>
       <w:pPr>
         <w:pStyle w:val="Heading2"/>
+        <w:rPr>
+          <w:sz w:val="22"/>
+          <w:szCs w:val="22"/>
+        </w:rPr>
       </w:pPr>
       <w:r>
+        <w:rPr>
+          <w:sz w:val="22"/>
+          <w:szCs w:val="22"/>
+        </w:rPr>
         <w:t>Technical Skills</w:t>
       </w:r>
       <w:r>
+        <w:rPr>
+          <w:sz w:val="22"/>
+          <w:szCs w:val="22"/>
+        </w:rPr>
         <w:tab/>
       </w:r>
     </w:p>
     <w:p>
       <w:pPr>
         <w:pStyle w:val="ListBullet"/>
+        <w:rPr>
+          <w:sz w:val="22"/>
+        </w:rPr>
       </w:pPr>
       <w:r>
         <w:rPr>
           <w:b/>
           <w:bCs/>
+          <w:sz w:val="22"/>
         </w:rPr>
         <w:t>Programming Languages:</w:t>
       </w:r>
       <w:r>
-        <w:t xml:space="preserve"> Java,</w:t>
+        <w:rPr>
+          <w:sz w:val="22"/>
+        </w:rPr>
+        <w:t xml:space="preserve"> Java, JavaScript, Kotlin, Node</w:t>
       </w:r>
       <w:r>
-        <w:t xml:space="preserve"> JavaScript,</w:t>
-      </w:r>
-      <w:r>
-        <w:t xml:space="preserve"> Kotlin</w:t>
-      </w:r>
-      <w:r>
-        <w:t>, Node</w:t>
-      </w:r>
-      <w:r>
+        <w:rPr>
+          <w:sz w:val="22"/>
+        </w:rPr>
         <w:t xml:space="preserve"> JS, </w:t>
       </w:r>
       <w:r>
+        <w:rPr>
+          <w:sz w:val="22"/>
+        </w:rPr>
         <w:t>HTML</w:t>
       </w:r>
     </w:p>
     <w:p>
       <w:pPr>
         <w:pStyle w:val="ListBullet"/>
+        <w:rPr>
+          <w:sz w:val="22"/>
+        </w:rPr>
       </w:pPr>
       <w:r>
         <w:rPr>
           <w:b/>
           <w:bCs/>
+          <w:sz w:val="22"/>
         </w:rPr>
         <w:t>Software Development:</w:t>
       </w:r>
       <w:r>
+        <w:rPr>
+          <w:sz w:val="22"/>
+        </w:rPr>
         <w:t xml:space="preserve"> Software Engineering</w:t>
       </w:r>
       <w:r>
+        <w:rPr>
+          <w:sz w:val="22"/>
+        </w:rPr>
         <w:t xml:space="preserve"> fundamentals</w:t>
       </w:r>
       <w:r>
+        <w:rPr>
+          <w:sz w:val="22"/>
+        </w:rPr>
         <w:t xml:space="preserve">, Web Development (Java EE </w:t>
       </w:r>
       <w:r>
+        <w:rPr>
+          <w:sz w:val="22"/>
+        </w:rPr>
         <w:t xml:space="preserve">   </w:t>
       </w:r>
       <w:r>
+        <w:rPr>
+          <w:sz w:val="22"/>
+        </w:rPr>
         <w:t xml:space="preserve">Servlets, JPA, JPQL, </w:t>
       </w:r>
       <w:r>
+        <w:rPr>
+          <w:sz w:val="22"/>
+        </w:rPr>
         <w:t>Java</w:t>
       </w:r>
       <w:r>
+        <w:rPr>
+          <w:sz w:val="22"/>
+        </w:rPr>
+        <w:t xml:space="preserve"> Security Concepts),</w:t>
+      </w:r>
+      <w:r>
+        <w:rPr>
+          <w:sz w:val="22"/>
+        </w:rPr>
         <w:t xml:space="preserve"> </w:t>
       </w:r>
       <w:r>
-        <w:t>Security Concepts)</w:t>
-      </w:r>
-      <w:r>
-        <w:t>,</w:t>
-      </w:r>
-      <w:r>
-        <w:t xml:space="preserve"> </w:t>
-      </w:r>
-      <w:r>
+        <w:rPr>
+          <w:sz w:val="22"/>
+        </w:rPr>
         <w:t xml:space="preserve">Restful APIs with Node JS </w:t>
       </w:r>
       <w:r>
+        <w:rPr>
+          <w:sz w:val="22"/>
+        </w:rPr>
         <w:t>and Front End with HTML and JavaScript</w:t>
       </w:r>
     </w:p>
     <w:p>
       <w:pPr>
         <w:pStyle w:val="ListBullet"/>
+        <w:rPr>
+          <w:sz w:val="22"/>
+        </w:rPr>
       </w:pPr>
       <w:r>
         <w:rPr>
           <w:b/>
           <w:bCs/>
+          <w:sz w:val="22"/>
         </w:rPr>
         <w:t>Mobile Computing:</w:t>
       </w:r>
       <w:r>
+        <w:rPr>
+          <w:sz w:val="22"/>
+        </w:rPr>
         <w:t xml:space="preserve"> Android development with Kotlin, Composable Functions</w:t>
       </w:r>
     </w:p>
     <w:p>
       <w:pPr>
         <w:pStyle w:val="ListBullet"/>
+        <w:rPr>
+          <w:sz w:val="22"/>
+        </w:rPr>
       </w:pPr>
       <w:r>
         <w:rPr>
           <w:b/>
           <w:bCs/>
+          <w:sz w:val="22"/>
         </w:rPr>
         <w:t>Database Management:</w:t>
       </w:r>
       <w:r>
-        <w:t xml:space="preserve"> </w:t>
+        <w:rPr>
+          <w:sz w:val="22"/>
+        </w:rPr>
+        <w:t xml:space="preserve"> Java Db with Derby, </w:t>
       </w:r>
       <w:r>
-        <w:t xml:space="preserve">Java Db with Derby, </w:t>
+        <w:rPr>
+          <w:sz w:val="22"/>
+        </w:rPr>
+        <w:t>MySQL</w:t>
       </w:r>
-      <w:proofErr w:type="spellStart"/>
-      <w:r>
-        <w:t>mySQL</w:t>
-      </w:r>
-      <w:proofErr w:type="spellEnd"/>
     </w:p>
     <w:p>
       <w:pPr>
@@ -398,130 +756,152 @@
         <w:rPr>
           <w:b/>
           <w:bCs/>
+          <w:sz w:val="22"/>
         </w:rPr>
       </w:pPr>
       <w:r>
         <w:rPr>
           <w:b/>
           <w:bCs/>
+          <w:sz w:val="22"/>
         </w:rPr>
         <w:t xml:space="preserve">Security Concepts: </w:t>
       </w:r>
       <w:r>
-        <w:t>Information Security fundamentals</w:t>
-      </w:r>
-      <w:r>
-        <w:t xml:space="preserve"> </w:t>
+        <w:rPr>
+          <w:sz w:val="22"/>
+        </w:rPr>
+        <w:t xml:space="preserve">Information Security fundamentals </w:t>
       </w:r>
     </w:p>
     <w:p>
       <w:pPr>
         <w:pStyle w:val="ListBullet"/>
+        <w:rPr>
+          <w:sz w:val="22"/>
+        </w:rPr>
       </w:pPr>
       <w:r>
+        <w:rPr>
+          <w:sz w:val="22"/>
+        </w:rPr>
         <w:t>Data Structures and analysis</w:t>
       </w:r>
     </w:p>
     <w:p>
       <w:pPr>
         <w:pStyle w:val="Heading2"/>
+        <w:rPr>
+          <w:sz w:val="22"/>
+          <w:szCs w:val="22"/>
+        </w:rPr>
       </w:pPr>
       <w:r>
+        <w:rPr>
+          <w:sz w:val="22"/>
+          <w:szCs w:val="22"/>
+        </w:rPr>
         <w:t xml:space="preserve"> Analytical and Soft Skills</w:t>
       </w:r>
       <w:r>
+        <w:rPr>
+          <w:sz w:val="22"/>
+          <w:szCs w:val="22"/>
+        </w:rPr>
         <w:tab/>
       </w:r>
     </w:p>
     <w:p>
       <w:pPr>
         <w:pStyle w:val="ListBullet"/>
+        <w:rPr>
+          <w:sz w:val="22"/>
+        </w:rPr>
       </w:pPr>
       <w:r>
+        <w:rPr>
+          <w:sz w:val="22"/>
+        </w:rPr>
         <w:t xml:space="preserve">Team work </w:t>
       </w:r>
       <w:r>
         <w:rPr>
           <w:b/>
           <w:bCs/>
+          <w:sz w:val="22"/>
         </w:rPr>
-        <w:t>|</w:t>
+        <w:t xml:space="preserve">| </w:t>
       </w:r>
       <w:r>
         <w:rPr>
-          <w:b/>
-          <w:bCs/>
+          <w:sz w:val="22"/>
         </w:rPr>
-        <w:t xml:space="preserve"> </w:t>
-      </w:r>
-      <w:r>
         <w:t>Time Management</w:t>
       </w:r>
     </w:p>
     <w:p>
       <w:pPr>
         <w:pStyle w:val="ListBullet"/>
+        <w:rPr>
+          <w:sz w:val="22"/>
+        </w:rPr>
       </w:pPr>
       <w:r>
+        <w:rPr>
+          <w:sz w:val="22"/>
+        </w:rPr>
         <w:t>Logical Reasoning</w:t>
       </w:r>
       <w:r>
         <w:rPr>
           <w:b/>
           <w:bCs/>
+          <w:sz w:val="22"/>
         </w:rPr>
         <w:t xml:space="preserve"> |</w:t>
       </w:r>
       <w:r>
+        <w:rPr>
+          <w:sz w:val="22"/>
+        </w:rPr>
         <w:t xml:space="preserve"> Analytical Thinking</w:t>
       </w:r>
     </w:p>
     <w:p>
       <w:pPr>
         <w:pStyle w:val="ListBullet"/>
+        <w:rPr>
+          <w:sz w:val="22"/>
+        </w:rPr>
       </w:pPr>
       <w:r>
+        <w:rPr>
+          <w:sz w:val="22"/>
+        </w:rPr>
         <w:t xml:space="preserve">Problem Solving </w:t>
       </w:r>
       <w:r>
         <w:rPr>
           <w:b/>
           <w:bCs/>
+          <w:sz w:val="22"/>
         </w:rPr>
-        <w:t>|</w:t>
+        <w:t xml:space="preserve">| </w:t>
       </w:r>
       <w:r>
         <w:rPr>
-          <w:b/>
-          <w:bCs/>
+          <w:sz w:val="22"/>
         </w:rPr>
-        <w:t xml:space="preserve"> </w:t>
-      </w:r>
-      <w:r>
         <w:t>Critical Thinking</w:t>
       </w:r>
     </w:p>
-    <w:p/>
     <w:p>
       <w:pPr>
         <w:pStyle w:val="Heading1"/>
       </w:pPr>
-      <w:sdt>
-        <w:sdtPr>
-          <w:id w:val="1513793667"/>
-          <w:placeholder>
-            <w:docPart w:val="40FAA8B344E6401A97C084257A7B84ED"/>
-          </w:placeholder>
-          <w:temporary/>
-          <w:showingPlcHdr/>
-          <w15:appearance w15:val="hidden"/>
-        </w:sdtPr>
-        <w:sdtContent>
-          <w:r>
-            <w:t>Education</w:t>
-          </w:r>
-        </w:sdtContent>
-      </w:sdt>
+      <w:r>
+        <w:t>EDUCATION</w:t>
+      </w:r>
     </w:p>
     <w:p>
       <w:pPr>
@@ -595,51 +975,120 @@
     <w:p>
       <w:pPr>
         <w:pStyle w:val="Heading2"/>
+        <w:rPr>
+          <w:sz w:val="22"/>
+          <w:szCs w:val="22"/>
+        </w:rPr>
       </w:pPr>
       <w:r>
-        <w:t xml:space="preserve">Tshwane University Of Technology, </w:t>
+        <w:rPr>
+          <w:sz w:val="22"/>
+          <w:szCs w:val="22"/>
+        </w:rPr>
+        <w:t xml:space="preserve">Tshwane University </w:t>
+      </w:r>
+      <w:r>
+        <w:rPr>
+          <w:sz w:val="22"/>
+          <w:szCs w:val="22"/>
+        </w:rPr>
+        <w:t>of</w:t>
+      </w:r>
+      <w:r>
+        <w:rPr>
+          <w:sz w:val="22"/>
+          <w:szCs w:val="22"/>
+        </w:rPr>
+        <w:t xml:space="preserve"> Technology, </w:t>
       </w:r>
       <w:r>
         <w:rPr>
           <w:b w:val="0"/>
           <w:bCs/>
+          <w:sz w:val="22"/>
+          <w:szCs w:val="22"/>
         </w:rPr>
         <w:t>Pretoria, South Africa</w:t>
       </w:r>
       <w:r>
+        <w:rPr>
+          <w:sz w:val="22"/>
+          <w:szCs w:val="22"/>
+        </w:rPr>
         <w:tab/>
       </w:r>
       <w:r>
+        <w:rPr>
+          <w:sz w:val="22"/>
+          <w:szCs w:val="22"/>
+        </w:rPr>
         <w:t>2021 - Ongoing</w:t>
       </w:r>
     </w:p>
     <w:p>
       <w:pPr>
         <w:pStyle w:val="Heading2"/>
+        <w:rPr>
+          <w:sz w:val="22"/>
+          <w:szCs w:val="22"/>
+        </w:rPr>
       </w:pPr>
       <w:r>
+        <w:rPr>
+          <w:sz w:val="22"/>
+          <w:szCs w:val="22"/>
+        </w:rPr>
         <w:t>N</w:t>
       </w:r>
       <w:r>
+        <w:rPr>
+          <w:sz w:val="22"/>
+          <w:szCs w:val="22"/>
+        </w:rPr>
         <w:t>ational Diploma in</w:t>
       </w:r>
       <w:r>
-        <w:t xml:space="preserve"> Computer Science </w:t>
+        <w:rPr>
+          <w:sz w:val="22"/>
+          <w:szCs w:val="22"/>
+        </w:rPr>
+        <w:t xml:space="preserve"> Computer </w:t>
       </w:r>
       <w:r>
-        <w:t xml:space="preserve">, </w:t>
+        <w:rPr>
+          <w:sz w:val="22"/>
+          <w:szCs w:val="22"/>
+        </w:rPr>
+        <w:t>Science,</w:t>
+      </w:r>
+      <w:r>
+        <w:rPr>
+          <w:sz w:val="22"/>
+          <w:szCs w:val="22"/>
+        </w:rPr>
+        <w:t xml:space="preserve"> </w:t>
       </w:r>
       <w:r>
         <w:rPr>
           <w:b w:val="0"/>
           <w:bCs/>
+          <w:sz w:val="22"/>
+          <w:szCs w:val="22"/>
         </w:rPr>
         <w:t>Ongoing</w:t>
       </w:r>
       <w:r>
+        <w:rPr>
+          <w:sz w:val="22"/>
+          <w:szCs w:val="22"/>
+        </w:rPr>
         <w:t xml:space="preserve">    </w:t>
       </w:r>
       <w:r>
+        <w:rPr>
+          <w:sz w:val="22"/>
+          <w:szCs w:val="22"/>
+        </w:rPr>
         <w:tab/>
       </w:r>
     </w:p>
@@ -651,128 +1100,193 @@
         <w:rPr>
           <w:b w:val="0"/>
           <w:bCs/>
+          <w:sz w:val="22"/>
+          <w:szCs w:val="22"/>
         </w:rPr>
         <w:t xml:space="preserve">Principles Of Programming A &amp; B </w:t>
       </w:r>
       <w:r>
+        <w:rPr>
+          <w:sz w:val="22"/>
+          <w:szCs w:val="22"/>
+        </w:rPr>
         <w:t>|</w:t>
       </w:r>
       <w:r>
         <w:rPr>
           <w:b w:val="0"/>
           <w:bCs/>
+          <w:sz w:val="22"/>
+          <w:szCs w:val="22"/>
         </w:rPr>
-        <w:t xml:space="preserve"> Object Oriented Programming (OOP) &amp; Advanced Object Oriented Programming </w:t>
+        <w:t xml:space="preserve"> Object Oriented Programming (OOP) &amp; Advanced </w:t>
       </w:r>
       <w:r>
+        <w:rPr>
+          <w:b w:val="0"/>
+          <w:bCs/>
+          <w:sz w:val="22"/>
+          <w:szCs w:val="22"/>
+        </w:rPr>
+        <w:t>Object-Oriented</w:t>
+      </w:r>
+      <w:r>
+        <w:rPr>
+          <w:b w:val="0"/>
+          <w:bCs/>
+          <w:sz w:val="22"/>
+          <w:szCs w:val="22"/>
+        </w:rPr>
+        <w:t xml:space="preserve"> Programming </w:t>
+      </w:r>
+      <w:r>
+        <w:rPr>
+          <w:sz w:val="22"/>
+          <w:szCs w:val="22"/>
+        </w:rPr>
+        <w:t xml:space="preserve">| </w:t>
+      </w:r>
+      <w:r>
+        <w:rPr>
+          <w:b w:val="0"/>
+          <w:bCs/>
+          <w:sz w:val="22"/>
+          <w:szCs w:val="22"/>
+        </w:rPr>
+        <w:t xml:space="preserve">Software Engineering Fundamentals </w:t>
+      </w:r>
+      <w:r>
+        <w:rPr>
+          <w:sz w:val="22"/>
+          <w:szCs w:val="22"/>
+        </w:rPr>
+        <w:t xml:space="preserve">| </w:t>
+      </w:r>
+      <w:r>
+        <w:rPr>
+          <w:b w:val="0"/>
+          <w:bCs/>
+          <w:sz w:val="22"/>
+          <w:szCs w:val="22"/>
+        </w:rPr>
+        <w:t xml:space="preserve">Database Principles </w:t>
+      </w:r>
+      <w:r>
+        <w:rPr>
+          <w:sz w:val="22"/>
+          <w:szCs w:val="22"/>
+        </w:rPr>
+        <w:t xml:space="preserve">| </w:t>
+      </w:r>
+      <w:r>
+        <w:rPr>
+          <w:b w:val="0"/>
+          <w:bCs/>
+          <w:sz w:val="22"/>
+          <w:szCs w:val="22"/>
+        </w:rPr>
+        <w:t xml:space="preserve">Database Programming </w:t>
+      </w:r>
+      <w:r>
+        <w:rPr>
+          <w:sz w:val="22"/>
+          <w:szCs w:val="22"/>
+        </w:rPr>
+        <w:t xml:space="preserve">| </w:t>
+      </w:r>
+      <w:r>
+        <w:rPr>
+          <w:b w:val="0"/>
+          <w:bCs/>
+          <w:sz w:val="22"/>
+          <w:szCs w:val="22"/>
+        </w:rPr>
+        <w:t xml:space="preserve">Information Security </w:t>
+      </w:r>
+      <w:r>
+        <w:rPr>
+          <w:sz w:val="22"/>
+          <w:szCs w:val="22"/>
+        </w:rPr>
+        <w:t xml:space="preserve">| </w:t>
+      </w:r>
+      <w:r>
+        <w:rPr>
+          <w:b w:val="0"/>
+          <w:bCs/>
+          <w:sz w:val="22"/>
+          <w:szCs w:val="22"/>
+        </w:rPr>
+        <w:t>Operating Systems (Ubuntu)</w:t>
+      </w:r>
+      <w:r>
+        <w:rPr>
+          <w:sz w:val="22"/>
+          <w:szCs w:val="22"/>
+        </w:rPr>
+        <w:t xml:space="preserve"> </w:t>
+      </w:r>
+      <w:r>
+        <w:rPr>
+          <w:sz w:val="22"/>
+          <w:szCs w:val="22"/>
+        </w:rPr>
+        <w:t xml:space="preserve">| </w:t>
+      </w:r>
+      <w:r>
+        <w:rPr>
+          <w:b w:val="0"/>
+          <w:bCs/>
+          <w:sz w:val="22"/>
+          <w:szCs w:val="22"/>
+        </w:rPr>
+        <w:t xml:space="preserve">Internet </w:t>
+      </w:r>
+      <w:r>
+        <w:rPr>
+          <w:b w:val="0"/>
+          <w:bCs/>
+          <w:sz w:val="22"/>
+          <w:szCs w:val="22"/>
+        </w:rPr>
+        <w:t xml:space="preserve">Programming </w:t>
+      </w:r>
+      <w:r>
+        <w:rPr>
+          <w:sz w:val="22"/>
+          <w:szCs w:val="22"/>
+        </w:rPr>
         <w:t>|</w:t>
       </w:r>
       <w:r>
+        <w:rPr>
+          <w:sz w:val="22"/>
+          <w:szCs w:val="22"/>
+        </w:rPr>
         <w:t xml:space="preserve"> </w:t>
       </w:r>
       <w:r>
         <w:rPr>
           <w:b w:val="0"/>
           <w:bCs/>
+          <w:sz w:val="22"/>
+          <w:szCs w:val="22"/>
         </w:rPr>
-        <w:t xml:space="preserve">Software Engineering Fundamentals </w:t>
-      </w:r>
-      <w:r>
-        <w:t>|</w:t>
-      </w:r>
-      <w:r>
-        <w:t xml:space="preserve"> </w:t>
+        <w:t>Mobile Computing</w:t>
       </w:r>
       <w:r>
         <w:rPr>
-          <w:b w:val="0"/>
-          <w:bCs/>
+          <w:sz w:val="22"/>
+          <w:szCs w:val="22"/>
         </w:rPr>
-        <w:t xml:space="preserve">Database Principles </w:t>
-      </w:r>
-      <w:r>
-        <w:t>|</w:t>
-      </w:r>
-      <w:r>
-        <w:t xml:space="preserve"> </w:t>
-      </w:r>
-      <w:r>
-        <w:rPr>
-          <w:b w:val="0"/>
-          <w:bCs/>
-        </w:rPr>
-        <w:t>Database Programming</w:t>
-      </w:r>
-      <w:r>
-        <w:rPr>
-          <w:b w:val="0"/>
-          <w:bCs/>
-        </w:rPr>
-        <w:t xml:space="preserve"> </w:t>
-      </w:r>
-      <w:r>
-        <w:t>|</w:t>
-      </w:r>
-      <w:r>
-        <w:t xml:space="preserve"> </w:t>
-      </w:r>
-      <w:r>
-        <w:rPr>
-          <w:b w:val="0"/>
-          <w:bCs/>
-        </w:rPr>
-        <w:t xml:space="preserve">Information Security </w:t>
-      </w:r>
-      <w:r>
-        <w:t>|</w:t>
-      </w:r>
-      <w:r>
-        <w:t xml:space="preserve"> </w:t>
-      </w:r>
-      <w:r>
-        <w:rPr>
-          <w:b w:val="0"/>
-          <w:bCs/>
-        </w:rPr>
-        <w:t>Operating Systems (Ubuntu)</w:t>
-      </w:r>
-      <w:r>
-        <w:t xml:space="preserve"> </w:t>
-      </w:r>
-      <w:r>
-        <w:t xml:space="preserve">| </w:t>
-      </w:r>
-      <w:r>
-        <w:rPr>
-          <w:b w:val="0"/>
-          <w:bCs/>
-        </w:rPr>
-        <w:t>Internet Programming</w:t>
-      </w:r>
-      <w:r>
-        <w:rPr>
-          <w:b w:val="0"/>
-          <w:bCs/>
-        </w:rPr>
-        <w:t xml:space="preserve"> </w:t>
-      </w:r>
-      <w:r>
         <w:t xml:space="preserve"> | </w:t>
       </w:r>
       <w:r>
         <w:rPr>
           <w:b w:val="0"/>
           <w:bCs/>
-        </w:rPr>
-        <w:t>Mobile Computing</w:t>
-      </w:r>
-      <w:r>
-        <w:t xml:space="preserve"> | </w:t>
-      </w:r>
-      <w:r>
-        <w:rPr>
-          <w:b w:val="0"/>
-          <w:bCs/>
+          <w:sz w:val="22"/>
+          <w:szCs w:val="22"/>
         </w:rPr>
         <w:t>Software Project</w:t>
       </w:r>
@@ -788,121 +1302,152 @@
     <w:p>
       <w:pPr>
         <w:pStyle w:val="Heading2"/>
+        <w:rPr>
+          <w:sz w:val="22"/>
+          <w:szCs w:val="22"/>
+        </w:rPr>
       </w:pPr>
-      <w:proofErr w:type="spellStart"/>
       <w:r>
-        <w:lastRenderedPageBreak/>
-        <w:t>Hoerskool</w:t>
-      </w:r>
-      <w:proofErr w:type="spellEnd"/>
-      <w:r>
-        <w:t xml:space="preserve"> Silverton, </w:t>
+        <w:rPr>
+          <w:sz w:val="22"/>
+          <w:szCs w:val="22"/>
+        </w:rPr>
+        <w:t xml:space="preserve">Hoerskool Silverton, </w:t>
       </w:r>
       <w:r>
         <w:rPr>
           <w:b w:val="0"/>
           <w:bCs/>
+          <w:sz w:val="22"/>
+          <w:szCs w:val="22"/>
         </w:rPr>
         <w:t>Pretoria South Africa</w:t>
       </w:r>
       <w:r>
+        <w:rPr>
+          <w:sz w:val="22"/>
+          <w:szCs w:val="22"/>
+        </w:rPr>
         <w:tab/>
       </w:r>
       <w:r>
+        <w:rPr>
+          <w:sz w:val="22"/>
+          <w:szCs w:val="22"/>
+        </w:rPr>
         <w:t>2016</w:t>
       </w:r>
       <w:r>
+        <w:rPr>
+          <w:sz w:val="22"/>
+          <w:szCs w:val="22"/>
+        </w:rPr>
         <w:t xml:space="preserve"> </w:t>
       </w:r>
       <w:r>
+        <w:rPr>
+          <w:sz w:val="22"/>
+          <w:szCs w:val="22"/>
+        </w:rPr>
         <w:t>-</w:t>
       </w:r>
       <w:r>
+        <w:rPr>
+          <w:sz w:val="22"/>
+          <w:szCs w:val="22"/>
+        </w:rPr>
         <w:t xml:space="preserve"> </w:t>
       </w:r>
       <w:r>
+        <w:rPr>
+          <w:sz w:val="22"/>
+          <w:szCs w:val="22"/>
+        </w:rPr>
         <w:t>2020</w:t>
       </w:r>
     </w:p>
     <w:p>
+      <w:pPr>
+        <w:rPr>
+          <w:sz w:val="22"/>
+        </w:rPr>
+      </w:pPr>
       <w:r>
         <w:rPr>
           <w:b/>
           <w:bCs/>
+          <w:sz w:val="22"/>
         </w:rPr>
         <w:t>National Senior Certificate</w:t>
       </w:r>
       <w:r>
+        <w:rPr>
+          <w:sz w:val="22"/>
+        </w:rPr>
         <w:t>, December 2020</w:t>
       </w:r>
     </w:p>
     <w:p>
+      <w:pPr>
+        <w:rPr>
+          <w:sz w:val="22"/>
+        </w:rPr>
+      </w:pPr>
       <w:r>
+        <w:rPr>
+          <w:sz w:val="22"/>
+        </w:rPr>
         <w:t xml:space="preserve">Mathematics </w:t>
       </w:r>
       <w:r>
         <w:rPr>
           <w:b/>
           <w:bCs/>
+          <w:sz w:val="22"/>
         </w:rPr>
-        <w:t>|</w:t>
+        <w:t xml:space="preserve">| </w:t>
+      </w:r>
+      <w:r>
+        <w:rPr>
+          <w:sz w:val="22"/>
+        </w:rPr>
+        <w:t xml:space="preserve">Physical Science </w:t>
       </w:r>
       <w:r>
         <w:rPr>
           <w:b/>
           <w:bCs/>
+          <w:sz w:val="22"/>
         </w:rPr>
-        <w:t xml:space="preserve"> </w:t>
-      </w:r>
-      <w:r>
-        <w:t>Physical Science</w:t>
-      </w:r>
-      <w:r>
-        <w:t xml:space="preserve"> </w:t>
+        <w:t xml:space="preserve">| </w:t>
       </w:r>
       <w:r>
         <w:rPr>
-          <w:b/>
-          <w:bCs/>
+          <w:sz w:val="22"/>
         </w:rPr>
-        <w:t>|</w:t>
-      </w:r>
-      <w:r>
-        <w:rPr>
-          <w:b/>
-          <w:bCs/>
-        </w:rPr>
-        <w:t xml:space="preserve"> </w:t>
-      </w:r>
-      <w:r>
         <w:t xml:space="preserve">Computer Applications Technology </w:t>
       </w:r>
       <w:r>
         <w:rPr>
           <w:b/>
           <w:bCs/>
+          <w:sz w:val="22"/>
         </w:rPr>
-        <w:t>|</w:t>
+        <w:t xml:space="preserve">| </w:t>
       </w:r>
       <w:r>
         <w:rPr>
-          <w:b/>
-          <w:bCs/>
+          <w:sz w:val="22"/>
         </w:rPr>
-        <w:t xml:space="preserve"> </w:t>
-      </w:r>
-      <w:r>
         <w:t>Engineering Graphics and Design</w:t>
       </w:r>
     </w:p>
-    <w:p/>
-    <w:p/>
     <w:p>
       <w:pPr>
         <w:pStyle w:val="Heading1"/>
       </w:pPr>
       <w:r>
-        <w:t>Mentorship Experience and References</w:t>
+        <w:t>MENTORSHIP EXPERIENCE AND REFERENCES</w:t>
       </w:r>
     </w:p>
     <w:p>
@@ -992,9 +1537,17 @@
         </w:numPr>
         <w:ind w:left="288"/>
         <w:rPr>
-          <w:szCs w:val="20"/>
+          <w:sz w:val="22"/>
         </w:rPr>
       </w:pPr>
+      <w:r>
+        <w:rPr>
+          <w:b/>
+          <w:bCs/>
+          <w:sz w:val="22"/>
+        </w:rPr>
+        <w:t>References</w:t>
+      </w:r>
       <w:r>
         <w:rPr>
           <w:b/>
@@ -1002,7 +1555,7 @@
           <w:sz w:val="24"/>
           <w:szCs w:val="24"/>
         </w:rPr>
-        <w:t>References:</w:t>
+        <w:t>:</w:t>
       </w:r>
       <w:r>
         <w:rPr>
@@ -1017,13 +1570,13 @@
         <w:rPr>
           <w:b/>
           <w:bCs/>
-          <w:szCs w:val="20"/>
+          <w:sz w:val="22"/>
         </w:rPr>
         <w:t>Programming Principles Mentor</w:t>
       </w:r>
       <w:r>
         <w:rPr>
-          <w:szCs w:val="20"/>
+          <w:sz w:val="22"/>
         </w:rPr>
         <w:t xml:space="preserve">: </w:t>
       </w:r>
@@ -1037,15 +1590,14 @@
         </w:numPr>
         <w:ind w:left="288"/>
         <w:rPr>
-          <w:szCs w:val="20"/>
+          <w:sz w:val="22"/>
         </w:rPr>
       </w:pPr>
       <w:r>
         <w:rPr>
           <w:b/>
           <w:bCs/>
-          <w:sz w:val="24"/>
-          <w:szCs w:val="24"/>
+          <w:sz w:val="22"/>
         </w:rPr>
         <w:tab/>
       </w:r>
@@ -1053,31 +1605,14 @@
         <w:rPr>
           <w:b/>
           <w:bCs/>
-          <w:sz w:val="24"/>
-          <w:szCs w:val="24"/>
+          <w:sz w:val="22"/>
         </w:rPr>
         <w:tab/>
-        <w:t xml:space="preserve">    </w:t>
+        <w:t xml:space="preserve">   Name: </w:t>
       </w:r>
       <w:r>
         <w:rPr>
-          <w:b/>
-          <w:bCs/>
-          <w:szCs w:val="20"/>
-        </w:rPr>
-        <w:t>Name</w:t>
-      </w:r>
-      <w:r>
-        <w:rPr>
-          <w:b/>
-          <w:bCs/>
-          <w:szCs w:val="20"/>
-        </w:rPr>
-        <w:t xml:space="preserve">: </w:t>
-      </w:r>
-      <w:r>
-        <w:rPr>
-          <w:szCs w:val="20"/>
+          <w:sz w:val="22"/>
         </w:rPr>
         <w:t>Xolani Nhlapo</w:t>
       </w:r>
@@ -1091,21 +1626,21 @@
         </w:numPr>
         <w:ind w:left="288"/>
         <w:rPr>
-          <w:szCs w:val="20"/>
+          <w:sz w:val="22"/>
         </w:rPr>
       </w:pPr>
       <w:r>
         <w:rPr>
           <w:b/>
           <w:bCs/>
-          <w:szCs w:val="20"/>
+          <w:sz w:val="22"/>
         </w:rPr>
         <w:tab/>
-        <w:t xml:space="preserve">                  Occupation: </w:t>
+        <w:t xml:space="preserve">               Occupation: </w:t>
       </w:r>
       <w:r>
         <w:rPr>
-          <w:szCs w:val="20"/>
+          <w:sz w:val="22"/>
         </w:rPr>
         <w:t>Senior Systems Developer</w:t>
       </w:r>
@@ -1119,21 +1654,21 @@
         </w:numPr>
         <w:ind w:left="288"/>
         <w:rPr>
-          <w:szCs w:val="20"/>
+          <w:sz w:val="22"/>
         </w:rPr>
       </w:pPr>
       <w:r>
         <w:rPr>
           <w:b/>
           <w:bCs/>
-          <w:szCs w:val="20"/>
+          <w:sz w:val="22"/>
         </w:rPr>
         <w:tab/>
-        <w:t xml:space="preserve">                  Company:</w:t>
+        <w:t xml:space="preserve">               Company:</w:t>
       </w:r>
       <w:r>
         <w:rPr>
-          <w:szCs w:val="20"/>
+          <w:sz w:val="22"/>
         </w:rPr>
         <w:t xml:space="preserve"> Information Regulator SA</w:t>
       </w:r>
@@ -1147,21 +1682,21 @@
         </w:numPr>
         <w:ind w:left="288"/>
         <w:rPr>
-          <w:szCs w:val="20"/>
+          <w:sz w:val="22"/>
         </w:rPr>
       </w:pPr>
       <w:r>
         <w:rPr>
           <w:b/>
           <w:bCs/>
-          <w:szCs w:val="20"/>
+          <w:sz w:val="22"/>
         </w:rPr>
         <w:tab/>
-        <w:t xml:space="preserve">                  Email:</w:t>
+        <w:t xml:space="preserve">               Email:</w:t>
       </w:r>
       <w:r>
         <w:rPr>
-          <w:szCs w:val="20"/>
+          <w:sz w:val="22"/>
         </w:rPr>
         <w:t xml:space="preserve"> </w:t>
       </w:r>
@@ -1169,7 +1704,7 @@
         <w:r>
           <w:rPr>
             <w:rStyle w:val="Hyperlink"/>
-            <w:szCs w:val="20"/>
+            <w:sz w:val="22"/>
           </w:rPr>
           <w:t>xnhlapo.nhlapo@gmail.com</w:t>
         </w:r>
@@ -1184,7 +1719,7 @@
         </w:numPr>
         <w:ind w:left="288"/>
         <w:rPr>
-          <w:szCs w:val="20"/>
+          <w:sz w:val="22"/>
         </w:rPr>
       </w:pPr>
     </w:p>
@@ -1199,18 +1734,18 @@
         <w:rPr>
           <w:b/>
           <w:bCs/>
-          <w:szCs w:val="20"/>
+          <w:sz w:val="22"/>
         </w:rPr>
       </w:pPr>
       <w:r>
         <w:rPr>
-          <w:szCs w:val="20"/>
+          <w:sz w:val="22"/>
         </w:rPr>
         <w:tab/>
       </w:r>
       <w:r>
         <w:rPr>
-          <w:szCs w:val="20"/>
+          <w:sz w:val="22"/>
         </w:rPr>
         <w:tab/>
       </w:r>
@@ -1218,25 +1753,9 @@
         <w:rPr>
           <w:b/>
           <w:bCs/>
-          <w:szCs w:val="20"/>
+          <w:sz w:val="22"/>
         </w:rPr>
-        <w:t xml:space="preserve">    Micro</w:t>
-      </w:r>
-      <w:r>
-        <w:rPr>
-          <w:b/>
-          <w:bCs/>
-          <w:szCs w:val="20"/>
-        </w:rPr>
-        <w:t>s</w:t>
-      </w:r>
-      <w:r>
-        <w:rPr>
-          <w:b/>
-          <w:bCs/>
-          <w:szCs w:val="20"/>
-        </w:rPr>
-        <w:t>oft technologies Mentor:</w:t>
+        <w:t xml:space="preserve">    Microsoft technologies Mentor:</w:t>
       </w:r>
     </w:p>
     <w:p>
@@ -1248,21 +1767,37 @@
         </w:numPr>
         <w:ind w:left="288"/>
         <w:rPr>
-          <w:szCs w:val="20"/>
+          <w:sz w:val="22"/>
         </w:rPr>
       </w:pPr>
       <w:r>
         <w:rPr>
           <w:b/>
           <w:bCs/>
-          <w:szCs w:val="20"/>
+          <w:sz w:val="22"/>
         </w:rPr>
         <w:tab/>
-        <w:t xml:space="preserve">                 Name: </w:t>
+        <w:t xml:space="preserve">               </w:t>
       </w:r>
       <w:r>
         <w:rPr>
-          <w:szCs w:val="20"/>
+          <w:b/>
+          <w:bCs/>
+          <w:sz w:val="22"/>
+        </w:rPr>
+        <w:t xml:space="preserve"> </w:t>
+      </w:r>
+      <w:r>
+        <w:rPr>
+          <w:b/>
+          <w:bCs/>
+          <w:sz w:val="22"/>
+        </w:rPr>
+        <w:t xml:space="preserve">Name: </w:t>
+      </w:r>
+      <w:r>
+        <w:rPr>
+          <w:sz w:val="22"/>
         </w:rPr>
         <w:t>Amina Xaba</w:t>
       </w:r>
@@ -1276,27 +1811,43 @@
         </w:numPr>
         <w:ind w:left="288"/>
         <w:rPr>
-          <w:szCs w:val="20"/>
+          <w:sz w:val="22"/>
         </w:rPr>
       </w:pPr>
       <w:r>
         <w:rPr>
           <w:b/>
           <w:bCs/>
-          <w:szCs w:val="20"/>
+          <w:sz w:val="22"/>
         </w:rPr>
         <w:tab/>
-        <w:t xml:space="preserve">                 Occupation:</w:t>
+        <w:t xml:space="preserve">               </w:t>
       </w:r>
       <w:r>
         <w:rPr>
-          <w:szCs w:val="20"/>
+          <w:b/>
+          <w:bCs/>
+          <w:sz w:val="22"/>
         </w:rPr>
         <w:t xml:space="preserve"> </w:t>
       </w:r>
       <w:r>
         <w:rPr>
-          <w:szCs w:val="20"/>
+          <w:b/>
+          <w:bCs/>
+          <w:sz w:val="22"/>
+        </w:rPr>
+        <w:t>Occupation:</w:t>
+      </w:r>
+      <w:r>
+        <w:rPr>
+          <w:sz w:val="22"/>
+        </w:rPr>
+        <w:t xml:space="preserve"> </w:t>
+      </w:r>
+      <w:r>
+        <w:rPr>
+          <w:sz w:val="22"/>
         </w:rPr>
         <w:t>Global Technical Support specialist</w:t>
       </w:r>
@@ -1310,32 +1861,24 @@
         </w:numPr>
         <w:ind w:left="288"/>
         <w:rPr>
-          <w:szCs w:val="20"/>
+          <w:sz w:val="22"/>
         </w:rPr>
       </w:pPr>
       <w:r>
         <w:rPr>
           <w:b/>
           <w:bCs/>
-          <w:szCs w:val="20"/>
+          <w:sz w:val="22"/>
         </w:rPr>
         <w:tab/>
-        <w:t xml:space="preserve">                 Company:</w:t>
+        <w:t xml:space="preserve">                Company:</w:t>
       </w:r>
       <w:r>
         <w:rPr>
-          <w:szCs w:val="20"/>
+          <w:sz w:val="22"/>
         </w:rPr>
-        <w:t xml:space="preserve"> </w:t>
+        <w:t xml:space="preserve"> Powerfleet</w:t>
       </w:r>
-      <w:proofErr w:type="spellStart"/>
-      <w:r>
-        <w:rPr>
-          <w:szCs w:val="20"/>
-        </w:rPr>
-        <w:t>Powerfleet</w:t>
-      </w:r>
-      <w:proofErr w:type="spellEnd"/>
     </w:p>
     <w:p>
       <w:pPr>
@@ -1346,20 +1889,20 @@
         </w:numPr>
         <w:ind w:left="288"/>
         <w:rPr>
-          <w:szCs w:val="20"/>
+          <w:sz w:val="22"/>
         </w:rPr>
       </w:pPr>
       <w:r>
         <w:rPr>
           <w:b/>
           <w:bCs/>
-          <w:szCs w:val="20"/>
+          <w:sz w:val="22"/>
         </w:rPr>
-        <w:t xml:space="preserve">                         Email:</w:t>
+        <w:t xml:space="preserve">                       Email:</w:t>
       </w:r>
       <w:r>
         <w:rPr>
-          <w:szCs w:val="20"/>
+          <w:sz w:val="22"/>
         </w:rPr>
         <w:t xml:space="preserve"> </w:t>
       </w:r>
@@ -1367,7 +1910,7 @@
         <w:r>
           <w:rPr>
             <w:rStyle w:val="Hyperlink"/>
-            <w:szCs w:val="20"/>
+            <w:sz w:val="22"/>
           </w:rPr>
           <w:t>psizakele@gmail.com</w:t>
         </w:r>
@@ -1395,57 +1938,24 @@
         </w:numPr>
         <w:ind w:left="288"/>
         <w:rPr>
-          <w:szCs w:val="20"/>
+          <w:sz w:val="22"/>
         </w:rPr>
       </w:pPr>
       <w:r>
         <w:rPr>
           <w:b/>
           <w:bCs/>
-          <w:sz w:val="24"/>
-          <w:szCs w:val="24"/>
+          <w:sz w:val="22"/>
         </w:rPr>
-        <w:t>Mentorship</w:t>
+        <w:t>Mentorship:</w:t>
       </w:r>
       <w:r>
         <w:rPr>
           <w:b/>
           <w:bCs/>
-          <w:szCs w:val="20"/>
+          <w:sz w:val="22"/>
         </w:rPr>
-        <w:t xml:space="preserve"> </w:t>
-      </w:r>
-      <w:r>
-        <w:rPr>
-          <w:b/>
-          <w:bCs/>
-          <w:szCs w:val="20"/>
-        </w:rPr>
-        <w:t xml:space="preserve">:  </w:t>
-      </w:r>
-      <w:r>
-        <w:rPr>
-          <w:b/>
-          <w:bCs/>
-          <w:szCs w:val="20"/>
-        </w:rPr>
-        <w:t>Programming Principles Mentor</w:t>
-      </w:r>
-      <w:r>
-        <w:rPr>
-          <w:b/>
-          <w:bCs/>
-          <w:szCs w:val="20"/>
-        </w:rPr>
-        <w:t>ship</w:t>
-      </w:r>
-      <w:r>
-        <w:rPr>
-          <w:b/>
-          <w:bCs/>
-          <w:szCs w:val="20"/>
-        </w:rPr>
-        <w:t>, Xolani Nhlapo</w:t>
+        <w:t xml:space="preserve">  Programming Principles Mentorship, Xolani Nhlapo</w:t>
       </w:r>
     </w:p>
     <w:p>
@@ -1456,28 +1966,32 @@
           <w:numId w:val="23"/>
         </w:numPr>
         <w:rPr>
-          <w:szCs w:val="20"/>
+          <w:sz w:val="22"/>
         </w:rPr>
       </w:pPr>
       <w:r>
         <w:rPr>
-          <w:b/>
-          <w:bCs/>
-          <w:szCs w:val="20"/>
+          <w:sz w:val="22"/>
+        </w:rPr>
+        <w:t xml:space="preserve">Refining Programming skills, applied best practices in delivering solid </w:t>
+      </w:r>
+      <w:r>
+        <w:rPr>
+          <w:sz w:val="22"/>
+        </w:rPr>
+        <w:t>school-based</w:t>
+      </w:r>
+      <w:r>
+        <w:rPr>
+          <w:sz w:val="22"/>
         </w:rPr>
         <w:t xml:space="preserve"> </w:t>
       </w:r>
       <w:r>
         <w:rPr>
-          <w:szCs w:val="20"/>
+          <w:sz w:val="22"/>
         </w:rPr>
-        <w:t>Refining Programming skills</w:t>
-      </w:r>
-      <w:r>
-        <w:rPr>
-          <w:szCs w:val="20"/>
-        </w:rPr>
-        <w:t>, applied best practices in delivering solid school based   projects</w:t>
+        <w:t>projects</w:t>
       </w:r>
     </w:p>
     <w:p>
@@ -1488,12 +2002,12 @@
           <w:numId w:val="0"/>
         </w:numPr>
         <w:rPr>
-          <w:szCs w:val="20"/>
+          <w:sz w:val="22"/>
         </w:rPr>
       </w:pPr>
       <w:r>
         <w:rPr>
-          <w:szCs w:val="20"/>
+          <w:sz w:val="22"/>
         </w:rPr>
         <w:t xml:space="preserve">     </w:t>
       </w:r>
@@ -1506,12 +2020,12 @@
           <w:numId w:val="0"/>
         </w:numPr>
         <w:rPr>
-          <w:szCs w:val="20"/>
+          <w:sz w:val="22"/>
         </w:rPr>
       </w:pPr>
       <w:r>
         <w:rPr>
-          <w:szCs w:val="20"/>
+          <w:sz w:val="22"/>
         </w:rPr>
         <w:tab/>
       </w:r>
@@ -1519,7 +2033,7 @@
         <w:rPr>
           <w:b/>
           <w:bCs/>
-          <w:szCs w:val="20"/>
+          <w:sz w:val="22"/>
         </w:rPr>
         <w:t xml:space="preserve">                Microsoft </w:t>
       </w:r>
@@ -1527,7 +2041,7 @@
         <w:rPr>
           <w:b/>
           <w:bCs/>
-          <w:szCs w:val="20"/>
+          <w:sz w:val="22"/>
         </w:rPr>
         <w:t xml:space="preserve">technologies </w:t>
       </w:r>
@@ -1535,13 +2049,13 @@
         <w:rPr>
           <w:b/>
           <w:bCs/>
-          <w:szCs w:val="20"/>
+          <w:sz w:val="22"/>
         </w:rPr>
         <w:t>Mentorship</w:t>
       </w:r>
       <w:r>
         <w:rPr>
-          <w:szCs w:val="20"/>
+          <w:sz w:val="22"/>
         </w:rPr>
         <w:t>, Amina Xaba</w:t>
       </w:r>
@@ -1554,12 +2068,12 @@
           <w:numId w:val="23"/>
         </w:numPr>
         <w:rPr>
-          <w:szCs w:val="20"/>
+          <w:sz w:val="22"/>
         </w:rPr>
       </w:pPr>
       <w:r>
         <w:rPr>
-          <w:szCs w:val="20"/>
+          <w:sz w:val="22"/>
         </w:rPr>
         <w:t>Gained valuable Experience in Microsoft technologies and applications</w:t>
       </w:r>
@@ -1572,28 +2086,15 @@
           <w:numId w:val="23"/>
         </w:numPr>
         <w:rPr>
-          <w:szCs w:val="20"/>
+          <w:sz w:val="22"/>
         </w:rPr>
       </w:pPr>
       <w:r>
         <w:rPr>
-          <w:szCs w:val="20"/>
+          <w:sz w:val="22"/>
         </w:rPr>
         <w:t>Expanded technical skill set using the Microsoft tools in solving problems</w:t>
       </w:r>
-    </w:p>
-    <w:p>
-      <w:pPr>
-        <w:pStyle w:val="ListBullet"/>
-        <w:numPr>
-          <w:ilvl w:val="0"/>
-          <w:numId w:val="0"/>
-        </w:numPr>
-        <w:ind w:left="288"/>
-        <w:rPr>
-          <w:szCs w:val="20"/>
-        </w:rPr>
-      </w:pPr>
     </w:p>
     <w:p>
       <w:pPr>
@@ -1612,7 +2113,7 @@
         <w:pStyle w:val="Heading1"/>
       </w:pPr>
       <w:r>
-        <w:t>Languages</w:t>
+        <w:t>LANGUAGES</w:t>
       </w:r>
     </w:p>
     <w:p>
@@ -1700,33 +2201,28 @@
           <w:numId w:val="0"/>
         </w:numPr>
         <w:rPr>
-          <w:b/>
-          <w:bCs/>
-          <w:szCs w:val="20"/>
+          <w:sz w:val="22"/>
         </w:rPr>
       </w:pPr>
       <w:r>
         <w:rPr>
           <w:b/>
           <w:bCs/>
-          <w:sz w:val="24"/>
-          <w:szCs w:val="24"/>
+          <w:sz w:val="22"/>
         </w:rPr>
         <w:t>English:</w:t>
       </w:r>
       <w:r>
         <w:rPr>
-          <w:szCs w:val="20"/>
+          <w:sz w:val="22"/>
         </w:rPr>
-        <w:t xml:space="preserve"> Bilingual and Proficient </w:t>
+        <w:t xml:space="preserve"> </w:t>
       </w:r>
       <w:r>
         <w:rPr>
-          <w:b/>
-          <w:bCs/>
-          <w:szCs w:val="20"/>
+          <w:sz w:val="22"/>
         </w:rPr>
-        <w:t>(C2)</w:t>
+        <w:t>Speak | Write | Read (Professionally)</w:t>
       </w:r>
     </w:p>
     <w:p>
@@ -1739,40 +2235,36 @@
         <w:rPr>
           <w:b/>
           <w:bCs/>
-          <w:szCs w:val="20"/>
+          <w:sz w:val="22"/>
         </w:rPr>
       </w:pPr>
       <w:r>
         <w:rPr>
           <w:b/>
           <w:bCs/>
-          <w:sz w:val="24"/>
-          <w:szCs w:val="24"/>
+          <w:sz w:val="22"/>
         </w:rPr>
-        <w:t>isiZulu:</w:t>
+        <w:t>Afrikaans:</w:t>
       </w:r>
       <w:r>
         <w:rPr>
           <w:b/>
           <w:bCs/>
-          <w:sz w:val="24"/>
-          <w:szCs w:val="24"/>
+          <w:sz w:val="22"/>
         </w:rPr>
         <w:t xml:space="preserve"> </w:t>
       </w:r>
       <w:r>
         <w:rPr>
-          <w:szCs w:val="20"/>
+          <w:sz w:val="22"/>
         </w:rPr>
-        <w:t xml:space="preserve">Advanced </w:t>
+        <w:t>Write | Read</w:t>
       </w:r>
       <w:r>
         <w:rPr>
-          <w:b/>
-          <w:bCs/>
-          <w:szCs w:val="20"/>
+          <w:sz w:val="22"/>
         </w:rPr>
-        <w:t>(C1)</w:t>
+        <w:t xml:space="preserve"> (Beginner)</w:t>
       </w:r>
     </w:p>
     <w:p>
@@ -1785,31 +2277,56 @@
         <w:rPr>
           <w:b/>
           <w:bCs/>
-          <w:szCs w:val="20"/>
+          <w:sz w:val="22"/>
         </w:rPr>
       </w:pPr>
       <w:r>
         <w:rPr>
           <w:b/>
           <w:bCs/>
-          <w:sz w:val="24"/>
-          <w:szCs w:val="24"/>
+          <w:sz w:val="22"/>
+        </w:rPr>
+        <w:t xml:space="preserve">isiZulu: </w:t>
+      </w:r>
+      <w:r>
+        <w:rPr>
+          <w:sz w:val="22"/>
+        </w:rPr>
+        <w:t>Speak | Write | Read</w:t>
+      </w:r>
+      <w:r>
+        <w:rPr>
+          <w:sz w:val="22"/>
+        </w:rPr>
+        <w:t xml:space="preserve"> (Professionally)</w:t>
+      </w:r>
+    </w:p>
+    <w:p>
+      <w:pPr>
+        <w:pStyle w:val="ListBullet"/>
+        <w:numPr>
+          <w:ilvl w:val="0"/>
+          <w:numId w:val="0"/>
+        </w:numPr>
+        <w:rPr>
+          <w:b/>
+          <w:bCs/>
+          <w:sz w:val="22"/>
+        </w:rPr>
+      </w:pPr>
+      <w:r>
+        <w:rPr>
+          <w:b/>
+          <w:bCs/>
+          <w:sz w:val="22"/>
         </w:rPr>
         <w:t xml:space="preserve">Southern Sotho: </w:t>
       </w:r>
       <w:r>
         <w:rPr>
-          <w:szCs w:val="20"/>
+          <w:sz w:val="22"/>
         </w:rPr>
-        <w:t>Advanced</w:t>
-      </w:r>
-      <w:r>
-        <w:rPr>
-          <w:b/>
-          <w:bCs/>
-          <w:szCs w:val="20"/>
-        </w:rPr>
-        <w:t xml:space="preserve"> (C1)</w:t>
+        <w:t>Speak | Read (Intermediate)</w:t>
       </w:r>
     </w:p>
     <w:p>
@@ -28865,630 +29382,6 @@
     </w:rPr>
   </w:style>
 </w:styles>
-</file>
-
-<file path=word/glossary/document.xml><?xml version="1.0" encoding="utf-8"?>
-<w:glossaryDocument xmlns:wpc="http://schemas.microsoft.com/office/word/2010/wordprocessingCanvas" xmlns:cx="http://schemas.microsoft.com/office/drawing/2014/chartex" xmlns:cx1="http://schemas.microsoft.com/office/drawing/2015/9/8/chartex" xmlns:cx2="http://schemas.microsoft.com/office/drawing/2015/10/21/chartex" xmlns:cx3="http://schemas.microsoft.com/office/drawing/2016/5/9/chartex" xmlns:cx4="http://schemas.microsoft.com/office/drawing/2016/5/10/chartex" xmlns:cx5="http://schemas.microsoft.com/office/drawing/2016/5/11/chartex" xmlns:cx6="http://schemas.microsoft.com/office/drawing/2016/5/12/chartex" xmlns:cx7="http://schemas.microsoft.com/office/drawing/2016/5/13/chartex" xmlns:cx8="http://schemas.microsoft.com/office/drawing/2016/5/14/chartex" xmlns:mc="http://schemas.openxmlformats.org/markup-compatibility/2006" xmlns:aink="http://schemas.microsoft.com/office/drawing/2016/ink" xmlns:am3d="http://schemas.microsoft.com/office/drawing/2017/model3d" xmlns:o="urn:schemas-microsoft-com:office:office" xmlns:oel="http://schemas.microsoft.com/office/2019/extlst" xmlns:r="http://schemas.openxmlformats.org/officeDocument/2006/relationships" xmlns:m="http://schemas.openxmlformats.org/officeDocument/2006/math" xmlns:v="urn:schemas-microsoft-com:vml" xmlns:wp14="http://schemas.microsoft.com/office/word/2010/wordprocessingDrawing" xmlns:wp="http://schemas.openxmlformats.org/drawingml/2006/wordprocessingDrawing" xmlns:w10="urn:schemas-microsoft-com:office:word" xmlns:w="http://schemas.openxmlformats.org/wordprocessingml/2006/main" xmlns:w14="http://schemas.microsoft.com/office/word/2010/wordml" xmlns:w15="http://schemas.microsoft.com/office/word/2012/wordml" xmlns:w16cex="http://schemas.microsoft.com/office/word/2018/wordml/cex" xmlns:w16cid="http://schemas.microsoft.com/office/word/2016/wordml/cid" xmlns:w16="http://schemas.microsoft.com/office/word/2018/wordml" xmlns:w16du="http://schemas.microsoft.com/office/word/2023/wordml/word16du" xmlns:w16sdtdh="http://schemas.microsoft.com/office/word/2020/wordml/sdtdatahash" xmlns:w16sdtfl="http://schemas.microsoft.com/office/word/2024/wordml/sdtformatlock" xmlns:w16se="http://schemas.microsoft.com/office/word/2015/wordml/symex" xmlns:wpg="http://schemas.microsoft.com/office/word/2010/wordprocessingGroup" xmlns:wpi="http://schemas.microsoft.com/office/word/2010/wordprocessingInk" xmlns:wne="http://schemas.microsoft.com/office/word/2006/wordml" xmlns:wps="http://schemas.microsoft.com/office/word/2010/wordprocessingShape" mc:Ignorable="w14 w15 w16se w16cid w16 w16cex w16sdtdh w16sdtfl w16du wp14">
-  <w:docParts>
-    <w:docPart>
-      <w:docPartPr>
-        <w:name w:val="40FAA8B344E6401A97C084257A7B84ED"/>
-        <w:category>
-          <w:name w:val="General"/>
-          <w:gallery w:val="placeholder"/>
-        </w:category>
-        <w:types>
-          <w:type w:val="bbPlcHdr"/>
-        </w:types>
-        <w:behaviors>
-          <w:behavior w:val="content"/>
-        </w:behaviors>
-        <w:guid w:val="{16687673-33C2-4F96-A7D2-53C0EE8004B7}"/>
-      </w:docPartPr>
-      <w:docPartBody>
-        <w:p>
-          <w:pPr>
-            <w:pStyle w:val="40FAA8B344E6401A97C084257A7B84ED"/>
-          </w:pPr>
-          <w:r>
-            <w:t>Education</w:t>
-          </w:r>
-        </w:p>
-      </w:docPartBody>
-    </w:docPart>
-  </w:docParts>
-</w:glossaryDocument>
-</file>
-
-<file path=word/glossary/fontTable.xml><?xml version="1.0" encoding="utf-8"?>
-<w:fonts xmlns:mc="http://schemas.openxmlformats.org/markup-compatibility/2006" xmlns:r="http://schemas.openxmlformats.org/officeDocument/2006/relationships" xmlns:w="http://schemas.openxmlformats.org/wordprocessingml/2006/main" xmlns:w14="http://schemas.microsoft.com/office/word/2010/wordml" xmlns:w15="http://schemas.microsoft.com/office/word/2012/wordml" xmlns:w16cex="http://schemas.microsoft.com/office/word/2018/wordml/cex" xmlns:w16cid="http://schemas.microsoft.com/office/word/2016/wordml/cid" xmlns:w16="http://schemas.microsoft.com/office/word/2018/wordml" xmlns:w16du="http://schemas.microsoft.com/office/word/2023/wordml/word16du" xmlns:w16sdtdh="http://schemas.microsoft.com/office/word/2020/wordml/sdtdatahash" xmlns:w16sdtfl="http://schemas.microsoft.com/office/word/2024/wordml/sdtformatlock" xmlns:w16se="http://schemas.microsoft.com/office/word/2015/wordml/symex" mc:Ignorable="w14 w15 w16se w16cid w16 w16cex w16sdtdh w16sdtfl w16du">
-  <w:font w:name="Symbol">
-    <w:panose1 w:val="05050102010706020507"/>
-    <w:charset w:val="02"/>
-    <w:family w:val="roman"/>
-    <w:pitch w:val="variable"/>
-    <w:sig w:usb0="00000000" w:usb1="10000000" w:usb2="00000000" w:usb3="00000000" w:csb0="80000000" w:csb1="00000000"/>
-  </w:font>
-  <w:font w:name="Times New Roman">
-    <w:panose1 w:val="02020603050405020304"/>
-    <w:charset w:val="00"/>
-    <w:family w:val="roman"/>
-    <w:pitch w:val="variable"/>
-    <w:sig w:usb0="E0002EFF" w:usb1="C000785B" w:usb2="00000009" w:usb3="00000000" w:csb0="000001FF" w:csb1="00000000"/>
-  </w:font>
-  <w:font w:name="Cambria">
-    <w:panose1 w:val="02040503050406030204"/>
-    <w:charset w:val="00"/>
-    <w:family w:val="roman"/>
-    <w:pitch w:val="variable"/>
-    <w:sig w:usb0="E00006FF" w:usb1="420024FF" w:usb2="02000000" w:usb3="00000000" w:csb0="0000019F" w:csb1="00000000"/>
-  </w:font>
-  <w:font w:name="Arial">
-    <w:panose1 w:val="020B0604020202020204"/>
-    <w:charset w:val="00"/>
-    <w:family w:val="swiss"/>
-    <w:pitch w:val="variable"/>
-    <w:sig w:usb0="E0002EFF" w:usb1="C000785B" w:usb2="00000009" w:usb3="00000000" w:csb0="000001FF" w:csb1="00000000"/>
-  </w:font>
-  <w:font w:name="Courier New">
-    <w:panose1 w:val="02070309020205020404"/>
-    <w:charset w:val="00"/>
-    <w:family w:val="modern"/>
-    <w:pitch w:val="fixed"/>
-    <w:sig w:usb0="E0002EFF" w:usb1="C0007843" w:usb2="00000009" w:usb3="00000000" w:csb0="000001FF" w:csb1="00000000"/>
-  </w:font>
-  <w:font w:name="Wingdings">
-    <w:panose1 w:val="05000000000000000000"/>
-    <w:charset w:val="02"/>
-    <w:family w:val="auto"/>
-    <w:pitch w:val="variable"/>
-    <w:sig w:usb0="00000000" w:usb1="10000000" w:usb2="00000000" w:usb3="00000000" w:csb0="80000000" w:csb1="00000000"/>
-  </w:font>
-  <w:font w:name="Arial Black">
-    <w:panose1 w:val="020B0A04020102020204"/>
-    <w:charset w:val="00"/>
-    <w:family w:val="swiss"/>
-    <w:pitch w:val="variable"/>
-    <w:sig w:usb0="A00002AF" w:usb1="400078FB" w:usb2="00000000" w:usb3="00000000" w:csb0="0000009F" w:csb1="00000000"/>
-  </w:font>
-  <w:font w:name="MS Gothic">
-    <w:altName w:val="ＭＳ ゴシック"/>
-    <w:panose1 w:val="020B0609070205080204"/>
-    <w:charset w:val="80"/>
-    <w:family w:val="modern"/>
-    <w:pitch w:val="fixed"/>
-    <w:sig w:usb0="E00002FF" w:usb1="6AC7FDFB" w:usb2="08000012" w:usb3="00000000" w:csb0="0002009F" w:csb1="00000000"/>
-  </w:font>
-  <w:font w:name="Times New Roman (Headings CS)">
-    <w:altName w:val="Times New Roman"/>
-    <w:panose1 w:val="00000000000000000000"/>
-    <w:charset w:val="00"/>
-    <w:family w:val="roman"/>
-    <w:notTrueType/>
-    <w:pitch w:val="default"/>
-  </w:font>
-  <w:font w:name="Segoe UI">
-    <w:panose1 w:val="020B0502040204020203"/>
-    <w:charset w:val="00"/>
-    <w:family w:val="swiss"/>
-    <w:pitch w:val="variable"/>
-    <w:sig w:usb0="E4002EFF" w:usb1="C000E47F" w:usb2="00000009" w:usb3="00000000" w:csb0="000001FF" w:csb1="00000000"/>
-  </w:font>
-  <w:font w:name="MS PGothic">
-    <w:panose1 w:val="020B0600070205080204"/>
-    <w:charset w:val="80"/>
-    <w:family w:val="swiss"/>
-    <w:pitch w:val="variable"/>
-    <w:sig w:usb0="E00002FF" w:usb1="6AC7FDFB" w:usb2="08000012" w:usb3="00000000" w:csb0="0002009F" w:csb1="00000000"/>
-  </w:font>
-  <w:font w:name="Consolas">
-    <w:panose1 w:val="020B0609020204030204"/>
-    <w:charset w:val="00"/>
-    <w:family w:val="modern"/>
-    <w:pitch w:val="fixed"/>
-    <w:sig w:usb0="E00006FF" w:usb1="0000FCFF" w:usb2="00000001" w:usb3="00000000" w:csb0="0000019F" w:csb1="00000000"/>
-  </w:font>
-  <w:font w:name="Calibri">
-    <w:panose1 w:val="020F0502020204030204"/>
-    <w:charset w:val="00"/>
-    <w:family w:val="swiss"/>
-    <w:pitch w:val="variable"/>
-    <w:sig w:usb0="E4002EFF" w:usb1="C200247B" w:usb2="00000009" w:usb3="00000000" w:csb0="000001FF" w:csb1="00000000"/>
-  </w:font>
-  <w:font w:name="Calibri Light">
-    <w:panose1 w:val="020F0302020204030204"/>
-    <w:charset w:val="00"/>
-    <w:family w:val="swiss"/>
-    <w:pitch w:val="variable"/>
-    <w:sig w:usb0="E4002EFF" w:usb1="C200247B" w:usb2="00000009" w:usb3="00000000" w:csb0="000001FF" w:csb1="00000000"/>
-  </w:font>
-</w:fonts>
-</file>
-
-<file path=word/glossary/settings.xml><?xml version="1.0" encoding="utf-8"?>
-<w:settings xmlns:mc="http://schemas.openxmlformats.org/markup-compatibility/2006" xmlns:o="urn:schemas-microsoft-com:office:office" xmlns:r="http://schemas.openxmlformats.org/officeDocument/2006/relationships" xmlns:m="http://schemas.openxmlformats.org/officeDocument/2006/math" xmlns:v="urn:schemas-microsoft-com:vml" xmlns:w10="urn:schemas-microsoft-com:office:word" xmlns:w="http://schemas.openxmlformats.org/wordprocessingml/2006/main" xmlns:w14="http://schemas.microsoft.com/office/word/2010/wordml" xmlns:w15="http://schemas.microsoft.com/office/word/2012/wordml" xmlns:w16cex="http://schemas.microsoft.com/office/word/2018/wordml/cex" xmlns:w16cid="http://schemas.microsoft.com/office/word/2016/wordml/cid" xmlns:w16="http://schemas.microsoft.com/office/word/2018/wordml" xmlns:w16du="http://schemas.microsoft.com/office/word/2023/wordml/word16du" xmlns:w16sdtdh="http://schemas.microsoft.com/office/word/2020/wordml/sdtdatahash" xmlns:w16sdtfl="http://schemas.microsoft.com/office/word/2024/wordml/sdtformatlock" xmlns:w16se="http://schemas.microsoft.com/office/word/2015/wordml/symex" xmlns:sl="http://schemas.openxmlformats.org/schemaLibrary/2006/main" mc:Ignorable="w14 w15 w16se w16cid w16 w16cex w16sdtdh w16sdtfl w16du">
-  <w:view w:val="normal"/>
-  <w:defaultTabStop w:val="720"/>
-  <w:characterSpacingControl w:val="doNotCompress"/>
-  <w:compat>
-    <w:useFELayout/>
-    <w:compatSetting w:name="compatibilityMode" w:uri="http://schemas.microsoft.com/office/word" w:val="15"/>
-    <w:compatSetting w:name="overrideTableStyleFontSizeAndJustification" w:uri="http://schemas.microsoft.com/office/word" w:val="1"/>
-    <w:compatSetting w:name="enableOpenTypeFeatures" w:uri="http://schemas.microsoft.com/office/word" w:val="1"/>
-    <w:compatSetting w:name="doNotFlipMirrorIndents" w:uri="http://schemas.microsoft.com/office/word" w:val="1"/>
-    <w:compatSetting w:name="differentiateMultirowTableHeaders" w:uri="http://schemas.microsoft.com/office/word" w:val="1"/>
-    <w:compatSetting w:name="useWord2013TrackBottomHyphenation" w:uri="http://schemas.microsoft.com/office/word" w:val="0"/>
-  </w:compat>
-  <w:rsids>
-    <w:rsidRoot w:val="00395448"/>
-    <w:rsid w:val="002C5C01"/>
-    <w:rsid w:val="00357563"/>
-    <w:rsid w:val="00374B4D"/>
-    <w:rsid w:val="00395448"/>
-    <w:rsid w:val="005045BD"/>
-    <w:rsid w:val="00A159CE"/>
-    <w:rsid w:val="00D77537"/>
-  </w:rsids>
-  <m:mathPr>
-    <m:mathFont m:val="Cambria Math"/>
-    <m:brkBin m:val="before"/>
-    <m:brkBinSub m:val="--"/>
-    <m:smallFrac m:val="0"/>
-    <m:dispDef/>
-    <m:lMargin m:val="0"/>
-    <m:rMargin m:val="0"/>
-    <m:defJc m:val="centerGroup"/>
-    <m:wrapIndent m:val="1440"/>
-    <m:intLim m:val="subSup"/>
-    <m:naryLim m:val="undOvr"/>
-  </m:mathPr>
-  <w:themeFontLang w:val="en-US"/>
-  <w:clrSchemeMapping w:bg1="light1" w:t1="dark1" w:bg2="light2" w:t2="dark2" w:accent1="accent1" w:accent2="accent2" w:accent3="accent3" w:accent4="accent4" w:accent5="accent5" w:accent6="accent6" w:hyperlink="hyperlink" w:followedHyperlink="followedHyperlink"/>
-  <w:decimalSymbol w:val="."/>
-  <w:listSeparator w:val=","/>
-  <w15:chartTrackingRefBased/>
-</w:settings>
-</file>
-
-<file path=word/glossary/styles.xml><?xml version="1.0" encoding="utf-8"?>
-<w:styles xmlns:mc="http://schemas.openxmlformats.org/markup-compatibility/2006" xmlns:r="http://schemas.openxmlformats.org/officeDocument/2006/relationships" xmlns:w="http://schemas.openxmlformats.org/wordprocessingml/2006/main" xmlns:w14="http://schemas.microsoft.com/office/word/2010/wordml" xmlns:w15="http://schemas.microsoft.com/office/word/2012/wordml" xmlns:w16cex="http://schemas.microsoft.com/office/word/2018/wordml/cex" xmlns:w16cid="http://schemas.microsoft.com/office/word/2016/wordml/cid" xmlns:w16="http://schemas.microsoft.com/office/word/2018/wordml" xmlns:w16du="http://schemas.microsoft.com/office/word/2023/wordml/word16du" xmlns:w16sdtdh="http://schemas.microsoft.com/office/word/2020/wordml/sdtdatahash" xmlns:w16sdtfl="http://schemas.microsoft.com/office/word/2024/wordml/sdtformatlock" xmlns:w16se="http://schemas.microsoft.com/office/word/2015/wordml/symex" mc:Ignorable="w14 w15 w16se w16cid w16 w16cex w16sdtdh w16sdtfl w16du">
-  <w:docDefaults>
-    <w:rPrDefault>
-      <w:rPr>
-        <w:rFonts w:asciiTheme="minorHAnsi" w:eastAsiaTheme="minorEastAsia" w:hAnsiTheme="minorHAnsi" w:cstheme="minorBidi"/>
-        <w:kern w:val="2"/>
-        <w:sz w:val="24"/>
-        <w:szCs w:val="24"/>
-        <w:lang w:val="en-US" w:eastAsia="en-US" w:bidi="ar-SA"/>
-        <w14:ligatures w14:val="standardContextual"/>
-      </w:rPr>
-    </w:rPrDefault>
-    <w:pPrDefault>
-      <w:pPr>
-        <w:spacing w:after="160" w:line="278" w:lineRule="auto"/>
-      </w:pPr>
-    </w:pPrDefault>
-  </w:docDefaults>
-  <w:latentStyles w:defLockedState="0" w:defUIPriority="99" w:defSemiHidden="0" w:defUnhideWhenUsed="0" w:defQFormat="0" w:count="376">
-    <w:lsdException w:name="Normal" w:uiPriority="0" w:qFormat="1"/>
-    <w:lsdException w:name="heading 1" w:uiPriority="9" w:qFormat="1"/>
-    <w:lsdException w:name="heading 2" w:semiHidden="1" w:uiPriority="9" w:unhideWhenUsed="1" w:qFormat="1"/>
-    <w:lsdException w:name="heading 3" w:semiHidden="1" w:uiPriority="9" w:unhideWhenUsed="1" w:qFormat="1"/>
-    <w:lsdException w:name="heading 4" w:semiHidden="1" w:uiPriority="9" w:unhideWhenUsed="1" w:qFormat="1"/>
-    <w:lsdException w:name="heading 5" w:semiHidden="1" w:uiPriority="9" w:unhideWhenUsed="1" w:qFormat="1"/>
-    <w:lsdException w:name="heading 6" w:semiHidden="1" w:uiPriority="9" w:unhideWhenUsed="1" w:qFormat="1"/>
-    <w:lsdException w:name="heading 7" w:semiHidden="1" w:uiPriority="9" w:unhideWhenUsed="1" w:qFormat="1"/>
-    <w:lsdException w:name="heading 8" w:semiHidden="1" w:uiPriority="9" w:unhideWhenUsed="1" w:qFormat="1"/>
-    <w:lsdException w:name="heading 9" w:semiHidden="1" w:uiPriority="9" w:unhideWhenUsed="1" w:qFormat="1"/>
-    <w:lsdException w:name="index 1" w:semiHidden="1" w:unhideWhenUsed="1"/>
-    <w:lsdException w:name="index 2" w:semiHidden="1" w:unhideWhenUsed="1"/>
-    <w:lsdException w:name="index 3" w:semiHidden="1" w:unhideWhenUsed="1"/>
-    <w:lsdException w:name="index 4" w:semiHidden="1" w:unhideWhenUsed="1"/>
-    <w:lsdException w:name="index 5" w:semiHidden="1" w:unhideWhenUsed="1"/>
-    <w:lsdException w:name="index 6" w:semiHidden="1" w:unhideWhenUsed="1"/>
-    <w:lsdException w:name="index 7" w:semiHidden="1" w:unhideWhenUsed="1"/>
-    <w:lsdException w:name="index 8" w:semiHidden="1" w:unhideWhenUsed="1"/>
-    <w:lsdException w:name="index 9" w:semiHidden="1" w:unhideWhenUsed="1"/>
-    <w:lsdException w:name="toc 1" w:semiHidden="1" w:uiPriority="39" w:unhideWhenUsed="1"/>
-    <w:lsdException w:name="toc 2" w:semiHidden="1" w:uiPriority="39" w:unhideWhenUsed="1"/>
-    <w:lsdException w:name="toc 3" w:semiHidden="1" w:uiPriority="39" w:unhideWhenUsed="1"/>
-    <w:lsdException w:name="toc 4" w:semiHidden="1" w:uiPriority="39" w:unhideWhenUsed="1"/>
-    <w:lsdException w:name="toc 5" w:semiHidden="1" w:uiPriority="39" w:unhideWhenUsed="1"/>
-    <w:lsdException w:name="toc 6" w:semiHidden="1" w:uiPriority="39" w:unhideWhenUsed="1"/>
-    <w:lsdException w:name="toc 7" w:semiHidden="1" w:uiPriority="39" w:unhideWhenUsed="1"/>
-    <w:lsdException w:name="toc 8" w:semiHidden="1" w:uiPriority="39" w:unhideWhenUsed="1"/>
-    <w:lsdException w:name="toc 9" w:semiHidden="1" w:uiPriority="39" w:unhideWhenUsed="1"/>
-    <w:lsdException w:name="Normal Indent" w:semiHidden="1" w:unhideWhenUsed="1"/>
-    <w:lsdException w:name="footnote text" w:semiHidden="1" w:unhideWhenUsed="1"/>
-    <w:lsdException w:name="annotation text" w:semiHidden="1" w:unhideWhenUsed="1"/>
-    <w:lsdException w:name="header" w:semiHidden="1" w:unhideWhenUsed="1"/>
-    <w:lsdException w:name="footer" w:semiHidden="1" w:unhideWhenUsed="1"/>
-    <w:lsdException w:name="index heading" w:semiHidden="1" w:unhideWhenUsed="1"/>
-    <w:lsdException w:name="caption" w:semiHidden="1" w:uiPriority="35" w:unhideWhenUsed="1" w:qFormat="1"/>
-    <w:lsdException w:name="table of figures" w:semiHidden="1" w:unhideWhenUsed="1"/>
-    <w:lsdException w:name="envelope address" w:semiHidden="1" w:unhideWhenUsed="1"/>
-    <w:lsdException w:name="envelope return" w:semiHidden="1" w:unhideWhenUsed="1"/>
-    <w:lsdException w:name="footnote reference" w:semiHidden="1" w:unhideWhenUsed="1"/>
-    <w:lsdException w:name="annotation reference" w:semiHidden="1" w:unhideWhenUsed="1"/>
-    <w:lsdException w:name="line number" w:semiHidden="1" w:unhideWhenUsed="1"/>
-    <w:lsdException w:name="page number" w:semiHidden="1" w:unhideWhenUsed="1"/>
-    <w:lsdException w:name="endnote reference" w:semiHidden="1" w:unhideWhenUsed="1"/>
-    <w:lsdException w:name="endnote text" w:semiHidden="1" w:unhideWhenUsed="1"/>
-    <w:lsdException w:name="table of authorities" w:semiHidden="1" w:unhideWhenUsed="1"/>
-    <w:lsdException w:name="macro" w:semiHidden="1" w:unhideWhenUsed="1"/>
-    <w:lsdException w:name="toa heading" w:semiHidden="1" w:unhideWhenUsed="1"/>
-    <w:lsdException w:name="List" w:semiHidden="1" w:unhideWhenUsed="1"/>
-    <w:lsdException w:name="List Bullet" w:semiHidden="1" w:unhideWhenUsed="1"/>
-    <w:lsdException w:name="List Number" w:semiHidden="1" w:unhideWhenUsed="1"/>
-    <w:lsdException w:name="List 2" w:semiHidden="1" w:unhideWhenUsed="1"/>
-    <w:lsdException w:name="List 3" w:semiHidden="1" w:unhideWhenUsed="1"/>
-    <w:lsdException w:name="List 4" w:semiHidden="1" w:unhideWhenUsed="1"/>
-    <w:lsdException w:name="List 5" w:semiHidden="1" w:unhideWhenUsed="1"/>
-    <w:lsdException w:name="List Bullet 2" w:semiHidden="1" w:unhideWhenUsed="1"/>
-    <w:lsdException w:name="List Bullet 3" w:semiHidden="1" w:unhideWhenUsed="1"/>
-    <w:lsdException w:name="List Bullet 4" w:semiHidden="1" w:unhideWhenUsed="1"/>
-    <w:lsdException w:name="List Bullet 5" w:semiHidden="1" w:unhideWhenUsed="1"/>
-    <w:lsdException w:name="List Number 2" w:semiHidden="1" w:unhideWhenUsed="1"/>
-    <w:lsdException w:name="List Number 3" w:semiHidden="1" w:unhideWhenUsed="1"/>
-    <w:lsdException w:name="List Number 4" w:semiHidden="1" w:unhideWhenUsed="1"/>
-    <w:lsdException w:name="List Number 5" w:semiHidden="1" w:unhideWhenUsed="1"/>
-    <w:lsdException w:name="Title" w:uiPriority="10" w:qFormat="1"/>
-    <w:lsdException w:name="Closing" w:semiHidden="1" w:unhideWhenUsed="1"/>
-    <w:lsdException w:name="Signature" w:semiHidden="1" w:unhideWhenUsed="1"/>
-    <w:lsdException w:name="Default Paragraph Font" w:semiHidden="1" w:uiPriority="1" w:unhideWhenUsed="1"/>
-    <w:lsdException w:name="Body Text" w:semiHidden="1" w:unhideWhenUsed="1"/>
-    <w:lsdException w:name="Body Text Indent" w:semiHidden="1" w:unhideWhenUsed="1"/>
-    <w:lsdException w:name="List Continue" w:semiHidden="1" w:unhideWhenUsed="1"/>
-    <w:lsdException w:name="List Continue 2" w:semiHidden="1" w:unhideWhenUsed="1"/>
-    <w:lsdException w:name="List Continue 3" w:semiHidden="1" w:unhideWhenUsed="1"/>
-    <w:lsdException w:name="List Continue 4" w:semiHidden="1" w:unhideWhenUsed="1"/>
-    <w:lsdException w:name="List Continue 5" w:semiHidden="1" w:unhideWhenUsed="1"/>
-    <w:lsdException w:name="Message Header" w:semiHidden="1" w:unhideWhenUsed="1"/>
-    <w:lsdException w:name="Subtitle" w:uiPriority="11" w:qFormat="1"/>
-    <w:lsdException w:name="Salutation" w:semiHidden="1" w:unhideWhenUsed="1"/>
-    <w:lsdException w:name="Date" w:semiHidden="1" w:unhideWhenUsed="1"/>
-    <w:lsdException w:name="Body Text First Indent" w:semiHidden="1" w:unhideWhenUsed="1"/>
-    <w:lsdException w:name="Body Text First Indent 2" w:semiHidden="1" w:unhideWhenUsed="1"/>
-    <w:lsdException w:name="Note Heading" w:semiHidden="1" w:unhideWhenUsed="1"/>
-    <w:lsdException w:name="Body Text 2" w:semiHidden="1" w:unhideWhenUsed="1"/>
-    <w:lsdException w:name="Body Text 3" w:semiHidden="1" w:unhideWhenUsed="1"/>
-    <w:lsdException w:name="Body Text Indent 2" w:semiHidden="1" w:unhideWhenUsed="1"/>
-    <w:lsdException w:name="Body Text Indent 3" w:semiHidden="1" w:unhideWhenUsed="1"/>
-    <w:lsdException w:name="Block Text" w:semiHidden="1" w:unhideWhenUsed="1"/>
-    <w:lsdException w:name="Hyperlink" w:semiHidden="1" w:unhideWhenUsed="1"/>
-    <w:lsdException w:name="FollowedHyperlink" w:semiHidden="1" w:unhideWhenUsed="1"/>
-    <w:lsdException w:name="Strong" w:uiPriority="22" w:qFormat="1"/>
-    <w:lsdException w:name="Emphasis" w:uiPriority="20" w:qFormat="1"/>
-    <w:lsdException w:name="Document Map" w:semiHidden="1" w:unhideWhenUsed="1"/>
-    <w:lsdException w:name="Plain Text" w:semiHidden="1" w:unhideWhenUsed="1"/>
-    <w:lsdException w:name="E-mail Signature" w:semiHidden="1" w:unhideWhenUsed="1"/>
-    <w:lsdException w:name="HTML Top of Form" w:semiHidden="1" w:unhideWhenUsed="1"/>
-    <w:lsdException w:name="HTML Bottom of Form" w:semiHidden="1" w:unhideWhenUsed="1"/>
-    <w:lsdException w:name="Normal (Web)" w:semiHidden="1" w:unhideWhenUsed="1"/>
-    <w:lsdException w:name="HTML Acronym" w:semiHidden="1" w:unhideWhenUsed="1"/>
-    <w:lsdException w:name="HTML Address" w:semiHidden="1" w:unhideWhenUsed="1"/>
-    <w:lsdException w:name="HTML Cite" w:semiHidden="1" w:unhideWhenUsed="1"/>
-    <w:lsdException w:name="HTML Code" w:semiHidden="1" w:unhideWhenUsed="1"/>
-    <w:lsdException w:name="HTML Definition" w:semiHidden="1" w:unhideWhenUsed="1"/>
-    <w:lsdException w:name="HTML Keyboard" w:semiHidden="1" w:unhideWhenUsed="1"/>
-    <w:lsdException w:name="HTML Preformatted" w:semiHidden="1" w:unhideWhenUsed="1"/>
-    <w:lsdException w:name="HTML Sample" w:semiHidden="1" w:unhideWhenUsed="1"/>
-    <w:lsdException w:name="HTML Typewriter" w:semiHidden="1" w:unhideWhenUsed="1"/>
-    <w:lsdException w:name="HTML Variable" w:semiHidden="1" w:unhideWhenUsed="1"/>
-    <w:lsdException w:name="Normal Table" w:semiHidden="1" w:unhideWhenUsed="1"/>
-    <w:lsdException w:name="annotation subject" w:semiHidden="1" w:unhideWhenUsed="1"/>
-    <w:lsdException w:name="No List" w:semiHidden="1" w:unhideWhenUsed="1"/>
-    <w:lsdException w:name="Outline List 1" w:semiHidden="1" w:unhideWhenUsed="1"/>
-    <w:lsdException w:name="Outline List 2" w:semiHidden="1" w:unhideWhenUsed="1"/>
-    <w:lsdException w:name="Outline List 3" w:semiHidden="1" w:unhideWhenUsed="1"/>
-    <w:lsdException w:name="Table Simple 1" w:semiHidden="1" w:unhideWhenUsed="1"/>
-    <w:lsdException w:name="Table Simple 2" w:semiHidden="1" w:unhideWhenUsed="1"/>
-    <w:lsdException w:name="Table Simple 3" w:semiHidden="1" w:unhideWhenUsed="1"/>
-    <w:lsdException w:name="Table Classic 1" w:semiHidden="1" w:unhideWhenUsed="1"/>
-    <w:lsdException w:name="Table Classic 2" w:semiHidden="1" w:unhideWhenUsed="1"/>
-    <w:lsdException w:name="Table Classic 3" w:semiHidden="1" w:unhideWhenUsed="1"/>
-    <w:lsdException w:name="Table Classic 4" w:semiHidden="1" w:unhideWhenUsed="1"/>
-    <w:lsdException w:name="Table Colorful 1" w:semiHidden="1" w:unhideWhenUsed="1"/>
-    <w:lsdException w:name="Table Colorful 2" w:semiHidden="1" w:unhideWhenUsed="1"/>
-    <w:lsdException w:name="Table Colorful 3" w:semiHidden="1" w:unhideWhenUsed="1"/>
-    <w:lsdException w:name="Table Columns 1" w:semiHidden="1" w:unhideWhenUsed="1"/>
-    <w:lsdException w:name="Table Columns 2" w:semiHidden="1" w:unhideWhenUsed="1"/>
-    <w:lsdException w:name="Table Columns 3" w:semiHidden="1" w:unhideWhenUsed="1"/>
-    <w:lsdException w:name="Table Columns 4" w:semiHidden="1" w:unhideWhenUsed="1"/>
-    <w:lsdException w:name="Table Columns 5" w:semiHidden="1" w:unhideWhenUsed="1"/>
-    <w:lsdException w:name="Table Grid 1" w:semiHidden="1" w:unhideWhenUsed="1"/>
-    <w:lsdException w:name="Table Grid 2" w:semiHidden="1" w:unhideWhenUsed="1"/>
-    <w:lsdException w:name="Table Grid 3" w:semiHidden="1" w:unhideWhenUsed="1"/>
-    <w:lsdException w:name="Table Grid 4" w:semiHidden="1" w:unhideWhenUsed="1"/>
-    <w:lsdException w:name="Table Grid 5" w:semiHidden="1" w:unhideWhenUsed="1"/>
-    <w:lsdException w:name="Table Grid 6" w:semiHidden="1" w:unhideWhenUsed="1"/>
-    <w:lsdException w:name="Table Grid 7" w:semiHidden="1" w:unhideWhenUsed="1"/>
-    <w:lsdException w:name="Table Grid 8" w:semiHidden="1" w:unhideWhenUsed="1"/>
-    <w:lsdException w:name="Table List 1" w:semiHidden="1" w:unhideWhenUsed="1"/>
-    <w:lsdException w:name="Table List 2" w:semiHidden="1" w:unhideWhenUsed="1"/>
-    <w:lsdException w:name="Table List 3" w:semiHidden="1" w:unhideWhenUsed="1"/>
-    <w:lsdException w:name="Table List 4" w:semiHidden="1" w:unhideWhenUsed="1"/>
-    <w:lsdException w:name="Table List 5" w:semiHidden="1" w:unhideWhenUsed="1"/>
-    <w:lsdException w:name="Table List 6" w:semiHidden="1" w:unhideWhenUsed="1"/>
-    <w:lsdException w:name="Table List 7" w:semiHidden="1" w:unhideWhenUsed="1"/>
-    <w:lsdException w:name="Table List 8" w:semiHidden="1" w:unhideWhenUsed="1"/>
-    <w:lsdException w:name="Table 3D effects 1" w:semiHidden="1" w:unhideWhenUsed="1"/>
-    <w:lsdException w:name="Table 3D effects 2" w:semiHidden="1" w:unhideWhenUsed="1"/>
-    <w:lsdException w:name="Table 3D effects 3" w:semiHidden="1" w:unhideWhenUsed="1"/>
-    <w:lsdException w:name="Table Contemporary" w:semiHidden="1" w:unhideWhenUsed="1"/>
-    <w:lsdException w:name="Table Elegant" w:semiHidden="1" w:unhideWhenUsed="1"/>
-    <w:lsdException w:name="Table Professional" w:semiHidden="1" w:unhideWhenUsed="1"/>
-    <w:lsdException w:name="Table Subtle 1" w:semiHidden="1" w:unhideWhenUsed="1"/>
-    <w:lsdException w:name="Table Subtle 2" w:semiHidden="1" w:unhideWhenUsed="1"/>
-    <w:lsdException w:name="Table Web 1" w:semiHidden="1" w:unhideWhenUsed="1"/>
-    <w:lsdException w:name="Table Web 2" w:semiHidden="1" w:unhideWhenUsed="1"/>
-    <w:lsdException w:name="Table Web 3" w:semiHidden="1" w:unhideWhenUsed="1"/>
-    <w:lsdException w:name="Balloon Text" w:semiHidden="1" w:unhideWhenUsed="1"/>
-    <w:lsdException w:name="Table Grid" w:uiPriority="39"/>
-    <w:lsdException w:name="Table Theme" w:semiHidden="1" w:unhideWhenUsed="1"/>
-    <w:lsdException w:name="Placeholder Text" w:semiHidden="1"/>
-    <w:lsdException w:name="No Spacing" w:uiPriority="1" w:qFormat="1"/>
-    <w:lsdException w:name="Light Shading" w:uiPriority="60"/>
-    <w:lsdException w:name="Light List" w:uiPriority="61"/>
-    <w:lsdException w:name="Light Grid" w:uiPriority="62"/>
-    <w:lsdException w:name="Medium Shading 1" w:uiPriority="63"/>
-    <w:lsdException w:name="Medium Shading 2" w:uiPriority="64"/>
-    <w:lsdException w:name="Medium List 1" w:uiPriority="65"/>
-    <w:lsdException w:name="Medium List 2" w:uiPriority="66"/>
-    <w:lsdException w:name="Medium Grid 1" w:uiPriority="67"/>
-    <w:lsdException w:name="Medium Grid 2" w:uiPriority="68"/>
-    <w:lsdException w:name="Medium Grid 3" w:uiPriority="69"/>
-    <w:lsdException w:name="Dark List" w:uiPriority="70"/>
-    <w:lsdException w:name="Colorful Shading" w:uiPriority="71"/>
-    <w:lsdException w:name="Colorful List" w:uiPriority="72"/>
-    <w:lsdException w:name="Colorful Grid" w:uiPriority="73"/>
-    <w:lsdException w:name="Light Shading Accent 1" w:uiPriority="60"/>
-    <w:lsdException w:name="Light List Accent 1" w:uiPriority="61"/>
-    <w:lsdException w:name="Light Grid Accent 1" w:uiPriority="62"/>
-    <w:lsdException w:name="Medium Shading 1 Accent 1" w:uiPriority="63"/>
-    <w:lsdException w:name="Medium Shading 2 Accent 1" w:uiPriority="64"/>
-    <w:lsdException w:name="Medium List 1 Accent 1" w:uiPriority="65"/>
-    <w:lsdException w:name="Revision" w:semiHidden="1"/>
-    <w:lsdException w:name="List Paragraph" w:uiPriority="34" w:qFormat="1"/>
-    <w:lsdException w:name="Quote" w:uiPriority="29" w:qFormat="1"/>
-    <w:lsdException w:name="Intense Quote" w:uiPriority="30" w:qFormat="1"/>
-    <w:lsdException w:name="Medium List 2 Accent 1" w:uiPriority="66"/>
-    <w:lsdException w:name="Medium Grid 1 Accent 1" w:uiPriority="67"/>
-    <w:lsdException w:name="Medium Grid 2 Accent 1" w:uiPriority="68"/>
-    <w:lsdException w:name="Medium Grid 3 Accent 1" w:uiPriority="69"/>
-    <w:lsdException w:name="Dark List Accent 1" w:uiPriority="70"/>
-    <w:lsdException w:name="Colorful Shading Accent 1" w:uiPriority="71"/>
-    <w:lsdException w:name="Colorful List Accent 1" w:uiPriority="72"/>
-    <w:lsdException w:name="Colorful Grid Accent 1" w:uiPriority="73"/>
-    <w:lsdException w:name="Light Shading Accent 2" w:uiPriority="60"/>
-    <w:lsdException w:name="Light List Accent 2" w:uiPriority="61"/>
-    <w:lsdException w:name="Light Grid Accent 2" w:uiPriority="62"/>
-    <w:lsdException w:name="Medium Shading 1 Accent 2" w:uiPriority="63"/>
-    <w:lsdException w:name="Medium Shading 2 Accent 2" w:uiPriority="64"/>
-    <w:lsdException w:name="Medium List 1 Accent 2" w:uiPriority="65"/>
-    <w:lsdException w:name="Medium List 2 Accent 2" w:uiPriority="66"/>
-    <w:lsdException w:name="Medium Grid 1 Accent 2" w:uiPriority="67"/>
-    <w:lsdException w:name="Medium Grid 2 Accent 2" w:uiPriority="68"/>
-    <w:lsdException w:name="Medium Grid 3 Accent 2" w:uiPriority="69"/>
-    <w:lsdException w:name="Dark List Accent 2" w:uiPriority="70"/>
-    <w:lsdException w:name="Colorful Shading Accent 2" w:uiPriority="71"/>
-    <w:lsdException w:name="Colorful List Accent 2" w:uiPriority="72"/>
-    <w:lsdException w:name="Colorful Grid Accent 2" w:uiPriority="73"/>
-    <w:lsdException w:name="Light Shading Accent 3" w:uiPriority="60"/>
-    <w:lsdException w:name="Light List Accent 3" w:uiPriority="61"/>
-    <w:lsdException w:name="Light Grid Accent 3" w:uiPriority="62"/>
-    <w:lsdException w:name="Medium Shading 1 Accent 3" w:uiPriority="63"/>
-    <w:lsdException w:name="Medium Shading 2 Accent 3" w:uiPriority="64"/>
-    <w:lsdException w:name="Medium List 1 Accent 3" w:uiPriority="65"/>
-    <w:lsdException w:name="Medium List 2 Accent 3" w:uiPriority="66"/>
-    <w:lsdException w:name="Medium Grid 1 Accent 3" w:uiPriority="67"/>
-    <w:lsdException w:name="Medium Grid 2 Accent 3" w:uiPriority="68"/>
-    <w:lsdException w:name="Medium Grid 3 Accent 3" w:uiPriority="69"/>
-    <w:lsdException w:name="Dark List Accent 3" w:uiPriority="70"/>
-    <w:lsdException w:name="Colorful Shading Accent 3" w:uiPriority="71"/>
-    <w:lsdException w:name="Colorful List Accent 3" w:uiPriority="72"/>
-    <w:lsdException w:name="Colorful Grid Accent 3" w:uiPriority="73"/>
-    <w:lsdException w:name="Light Shading Accent 4" w:uiPriority="60"/>
-    <w:lsdException w:name="Light List Accent 4" w:uiPriority="61"/>
-    <w:lsdException w:name="Light Grid Accent 4" w:uiPriority="62"/>
-    <w:lsdException w:name="Medium Shading 1 Accent 4" w:uiPriority="63"/>
-    <w:lsdException w:name="Medium Shading 2 Accent 4" w:uiPriority="64"/>
-    <w:lsdException w:name="Medium List 1 Accent 4" w:uiPriority="65"/>
-    <w:lsdException w:name="Medium List 2 Accent 4" w:uiPriority="66"/>
-    <w:lsdException w:name="Medium Grid 1 Accent 4" w:uiPriority="67"/>
-    <w:lsdException w:name="Medium Grid 2 Accent 4" w:uiPriority="68"/>
-    <w:lsdException w:name="Medium Grid 3 Accent 4" w:uiPriority="69"/>
-    <w:lsdException w:name="Dark List Accent 4" w:uiPriority="70"/>
-    <w:lsdException w:name="Colorful Shading Accent 4" w:uiPriority="71"/>
-    <w:lsdException w:name="Colorful List Accent 4" w:uiPriority="72"/>
-    <w:lsdException w:name="Colorful Grid Accent 4" w:uiPriority="73"/>
-    <w:lsdException w:name="Light Shading Accent 5" w:uiPriority="60"/>
-    <w:lsdException w:name="Light List Accent 5" w:uiPriority="61"/>
-    <w:lsdException w:name="Light Grid Accent 5" w:uiPriority="62"/>
-    <w:lsdException w:name="Medium Shading 1 Accent 5" w:uiPriority="63"/>
-    <w:lsdException w:name="Medium Shading 2 Accent 5" w:uiPriority="64"/>
-    <w:lsdException w:name="Medium List 1 Accent 5" w:uiPriority="65"/>
-    <w:lsdException w:name="Medium List 2 Accent 5" w:uiPriority="66"/>
-    <w:lsdException w:name="Medium Grid 1 Accent 5" w:uiPriority="67"/>
-    <w:lsdException w:name="Medium Grid 2 Accent 5" w:uiPriority="68"/>
-    <w:lsdException w:name="Medium Grid 3 Accent 5" w:uiPriority="69"/>
-    <w:lsdException w:name="Dark List Accent 5" w:uiPriority="70"/>
-    <w:lsdException w:name="Colorful Shading Accent 5" w:uiPriority="71"/>
-    <w:lsdException w:name="Colorful List Accent 5" w:uiPriority="72"/>
-    <w:lsdException w:name="Colorful Grid Accent 5" w:uiPriority="73"/>
-    <w:lsdException w:name="Light Shading Accent 6" w:uiPriority="60"/>
-    <w:lsdException w:name="Light List Accent 6" w:uiPriority="61"/>
-    <w:lsdException w:name="Light Grid Accent 6" w:uiPriority="62"/>
-    <w:lsdException w:name="Medium Shading 1 Accent 6" w:uiPriority="63"/>
-    <w:lsdException w:name="Medium Shading 2 Accent 6" w:uiPriority="64"/>
-    <w:lsdException w:name="Medium List 1 Accent 6" w:uiPriority="65"/>
-    <w:lsdException w:name="Medium List 2 Accent 6" w:uiPriority="66"/>
-    <w:lsdException w:name="Medium Grid 1 Accent 6" w:uiPriority="67"/>
-    <w:lsdException w:name="Medium Grid 2 Accent 6" w:uiPriority="68"/>
-    <w:lsdException w:name="Medium Grid 3 Accent 6" w:uiPriority="69"/>
-    <w:lsdException w:name="Dark List Accent 6" w:uiPriority="70"/>
-    <w:lsdException w:name="Colorful Shading Accent 6" w:uiPriority="71"/>
-    <w:lsdException w:name="Colorful List Accent 6" w:uiPriority="72"/>
-    <w:lsdException w:name="Colorful Grid Accent 6" w:uiPriority="73"/>
-    <w:lsdException w:name="Subtle Emphasis" w:uiPriority="19" w:qFormat="1"/>
-    <w:lsdException w:name="Intense Emphasis" w:uiPriority="21" w:qFormat="1"/>
-    <w:lsdException w:name="Subtle Reference" w:uiPriority="31" w:qFormat="1"/>
-    <w:lsdException w:name="Intense Reference" w:uiPriority="32" w:qFormat="1"/>
-    <w:lsdException w:name="Book Title" w:uiPriority="33" w:qFormat="1"/>
-    <w:lsdException w:name="Bibliography" w:semiHidden="1" w:uiPriority="37" w:unhideWhenUsed="1"/>
-    <w:lsdException w:name="TOC Heading" w:semiHidden="1" w:uiPriority="39" w:unhideWhenUsed="1" w:qFormat="1"/>
-    <w:lsdException w:name="Plain Table 1" w:uiPriority="41"/>
-    <w:lsdException w:name="Plain Table 2" w:uiPriority="42"/>
-    <w:lsdException w:name="Plain Table 3" w:uiPriority="43"/>
-    <w:lsdException w:name="Plain Table 4" w:uiPriority="44"/>
-    <w:lsdException w:name="Plain Table 5" w:uiPriority="45"/>
-    <w:lsdException w:name="Grid Table Light" w:uiPriority="40"/>
-    <w:lsdException w:name="Grid Table 1 Light" w:uiPriority="46"/>
-    <w:lsdException w:name="Grid Table 2" w:uiPriority="47"/>
-    <w:lsdException w:name="Grid Table 3" w:uiPriority="48"/>
-    <w:lsdException w:name="Grid Table 4" w:uiPriority="49"/>
-    <w:lsdException w:name="Grid Table 5 Dark" w:uiPriority="50"/>
-    <w:lsdException w:name="Grid Table 6 Colorful" w:uiPriority="51"/>
-    <w:lsdException w:name="Grid Table 7 Colorful" w:uiPriority="52"/>
-    <w:lsdException w:name="Grid Table 1 Light Accent 1" w:uiPriority="46"/>
-    <w:lsdException w:name="Grid Table 2 Accent 1" w:uiPriority="47"/>
-    <w:lsdException w:name="Grid Table 3 Accent 1" w:uiPriority="48"/>
-    <w:lsdException w:name="Grid Table 4 Accent 1" w:uiPriority="49"/>
-    <w:lsdException w:name="Grid Table 5 Dark Accent 1" w:uiPriority="50"/>
-    <w:lsdException w:name="Grid Table 6 Colorful Accent 1" w:uiPriority="51"/>
-    <w:lsdException w:name="Grid Table 7 Colorful Accent 1" w:uiPriority="52"/>
-    <w:lsdException w:name="Grid Table 1 Light Accent 2" w:uiPriority="46"/>
-    <w:lsdException w:name="Grid Table 2 Accent 2" w:uiPriority="47"/>
-    <w:lsdException w:name="Grid Table 3 Accent 2" w:uiPriority="48"/>
-    <w:lsdException w:name="Grid Table 4 Accent 2" w:uiPriority="49"/>
-    <w:lsdException w:name="Grid Table 5 Dark Accent 2" w:uiPriority="50"/>
-    <w:lsdException w:name="Grid Table 6 Colorful Accent 2" w:uiPriority="51"/>
-    <w:lsdException w:name="Grid Table 7 Colorful Accent 2" w:uiPriority="52"/>
-    <w:lsdException w:name="Grid Table 1 Light Accent 3" w:uiPriority="46"/>
-    <w:lsdException w:name="Grid Table 2 Accent 3" w:uiPriority="47"/>
-    <w:lsdException w:name="Grid Table 3 Accent 3" w:uiPriority="48"/>
-    <w:lsdException w:name="Grid Table 4 Accent 3" w:uiPriority="49"/>
-    <w:lsdException w:name="Grid Table 5 Dark Accent 3" w:uiPriority="50"/>
-    <w:lsdException w:name="Grid Table 6 Colorful Accent 3" w:uiPriority="51"/>
-    <w:lsdException w:name="Grid Table 7 Colorful Accent 3" w:uiPriority="52"/>
-    <w:lsdException w:name="Grid Table 1 Light Accent 4" w:uiPriority="46"/>
-    <w:lsdException w:name="Grid Table 2 Accent 4" w:uiPriority="47"/>
-    <w:lsdException w:name="Grid Table 3 Accent 4" w:uiPriority="48"/>
-    <w:lsdException w:name="Grid Table 4 Accent 4" w:uiPriority="49"/>
-    <w:lsdException w:name="Grid Table 5 Dark Accent 4" w:uiPriority="50"/>
-    <w:lsdException w:name="Grid Table 6 Colorful Accent 4" w:uiPriority="51"/>
-    <w:lsdException w:name="Grid Table 7 Colorful Accent 4" w:uiPriority="52"/>
-    <w:lsdException w:name="Grid Table 1 Light Accent 5" w:uiPriority="46"/>
-    <w:lsdException w:name="Grid Table 2 Accent 5" w:uiPriority="47"/>
-    <w:lsdException w:name="Grid Table 3 Accent 5" w:uiPriority="48"/>
-    <w:lsdException w:name="Grid Table 4 Accent 5" w:uiPriority="49"/>
-    <w:lsdException w:name="Grid Table 5 Dark Accent 5" w:uiPriority="50"/>
-    <w:lsdException w:name="Grid Table 6 Colorful Accent 5" w:uiPriority="51"/>
-    <w:lsdException w:name="Grid Table 7 Colorful Accent 5" w:uiPriority="52"/>
-    <w:lsdException w:name="Grid Table 1 Light Accent 6" w:uiPriority="46"/>
-    <w:lsdException w:name="Grid Table 2 Accent 6" w:uiPriority="47"/>
-    <w:lsdException w:name="Grid Table 3 Accent 6" w:uiPriority="48"/>
-    <w:lsdException w:name="Grid Table 4 Accent 6" w:uiPriority="49"/>
-    <w:lsdException w:name="Grid Table 5 Dark Accent 6" w:uiPriority="50"/>
-    <w:lsdException w:name="Grid Table 6 Colorful Accent 6" w:uiPriority="51"/>
-    <w:lsdException w:name="Grid Table 7 Colorful Accent 6" w:uiPriority="52"/>
-    <w:lsdException w:name="List Table 1 Light" w:uiPriority="46"/>
-    <w:lsdException w:name="List Table 2" w:uiPriority="47"/>
-    <w:lsdException w:name="List Table 3" w:uiPriority="48"/>
-    <w:lsdException w:name="List Table 4" w:uiPriority="49"/>
-    <w:lsdException w:name="List Table 5 Dark" w:uiPriority="50"/>
-    <w:lsdException w:name="List Table 6 Colorful" w:uiPriority="51"/>
-    <w:lsdException w:name="List Table 7 Colorful" w:uiPriority="52"/>
-    <w:lsdException w:name="List Table 1 Light Accent 1" w:uiPriority="46"/>
-    <w:lsdException w:name="List Table 2 Accent 1" w:uiPriority="47"/>
-    <w:lsdException w:name="List Table 3 Accent 1" w:uiPriority="48"/>
-    <w:lsdException w:name="List Table 4 Accent 1" w:uiPriority="49"/>
-    <w:lsdException w:name="List Table 5 Dark Accent 1" w:uiPriority="50"/>
-    <w:lsdException w:name="List Table 6 Colorful Accent 1" w:uiPriority="51"/>
-    <w:lsdException w:name="List Table 7 Colorful Accent 1" w:uiPriority="52"/>
-    <w:lsdException w:name="List Table 1 Light Accent 2" w:uiPriority="46"/>
-    <w:lsdException w:name="List Table 2 Accent 2" w:uiPriority="47"/>
-    <w:lsdException w:name="List Table 3 Accent 2" w:uiPriority="48"/>
-    <w:lsdException w:name="List Table 4 Accent 2" w:uiPriority="49"/>
-    <w:lsdException w:name="List Table 5 Dark Accent 2" w:uiPriority="50"/>
-    <w:lsdException w:name="List Table 6 Colorful Accent 2" w:uiPriority="51"/>
-    <w:lsdException w:name="List Table 7 Colorful Accent 2" w:uiPriority="52"/>
-    <w:lsdException w:name="List Table 1 Light Accent 3" w:uiPriority="46"/>
-    <w:lsdException w:name="List Table 2 Accent 3" w:uiPriority="47"/>
-    <w:lsdException w:name="List Table 3 Accent 3" w:uiPriority="48"/>
-    <w:lsdException w:name="List Table 4 Accent 3" w:uiPriority="49"/>
-    <w:lsdException w:name="List Table 5 Dark Accent 3" w:uiPriority="50"/>
-    <w:lsdException w:name="List Table 6 Colorful Accent 3" w:uiPriority="51"/>
-    <w:lsdException w:name="List Table 7 Colorful Accent 3" w:uiPriority="52"/>
-    <w:lsdException w:name="List Table 1 Light Accent 4" w:uiPriority="46"/>
-    <w:lsdException w:name="List Table 2 Accent 4" w:uiPriority="47"/>
-    <w:lsdException w:name="List Table 3 Accent 4" w:uiPriority="48"/>
-    <w:lsdException w:name="List Table 4 Accent 4" w:uiPriority="49"/>
-    <w:lsdException w:name="List Table 5 Dark Accent 4" w:uiPriority="50"/>
-    <w:lsdException w:name="List Table 6 Colorful Accent 4" w:uiPriority="51"/>
-    <w:lsdException w:name="List Table 7 Colorful Accent 4" w:uiPriority="52"/>
-    <w:lsdException w:name="List Table 1 Light Accent 5" w:uiPriority="46"/>
-    <w:lsdException w:name="List Table 2 Accent 5" w:uiPriority="47"/>
-    <w:lsdException w:name="List Table 3 Accent 5" w:uiPriority="48"/>
-    <w:lsdException w:name="List Table 4 Accent 5" w:uiPriority="49"/>
-    <w:lsdException w:name="List Table 5 Dark Accent 5" w:uiPriority="50"/>
-    <w:lsdException w:name="List Table 6 Colorful Accent 5" w:uiPriority="51"/>
-    <w:lsdException w:name="List Table 7 Colorful Accent 5" w:uiPriority="52"/>
-    <w:lsdException w:name="List Table 1 Light Accent 6" w:uiPriority="46"/>
-    <w:lsdException w:name="List Table 2 Accent 6" w:uiPriority="47"/>
-    <w:lsdException w:name="List Table 3 Accent 6" w:uiPriority="48"/>
-    <w:lsdException w:name="List Table 4 Accent 6" w:uiPriority="49"/>
-    <w:lsdException w:name="List Table 5 Dark Accent 6" w:uiPriority="50"/>
-    <w:lsdException w:name="List Table 6 Colorful Accent 6" w:uiPriority="51"/>
-    <w:lsdException w:name="List Table 7 Colorful Accent 6" w:uiPriority="52"/>
-    <w:lsdException w:name="Mention" w:semiHidden="1" w:unhideWhenUsed="1"/>
-    <w:lsdException w:name="Smart Hyperlink" w:semiHidden="1" w:unhideWhenUsed="1"/>
-    <w:lsdException w:name="Hashtag" w:semiHidden="1" w:unhideWhenUsed="1"/>
-    <w:lsdException w:name="Unresolved Mention" w:semiHidden="1" w:unhideWhenUsed="1"/>
-    <w:lsdException w:name="Smart Link" w:semiHidden="1" w:unhideWhenUsed="1"/>
-  </w:latentStyles>
-  <w:style w:type="paragraph" w:default="1" w:styleId="Normal">
-    <w:name w:val="Normal"/>
-    <w:qFormat/>
-  </w:style>
-  <w:style w:type="character" w:default="1" w:styleId="DefaultParagraphFont">
-    <w:name w:val="Default Paragraph Font"/>
-    <w:uiPriority w:val="1"/>
-    <w:semiHidden/>
-    <w:unhideWhenUsed/>
-  </w:style>
-  <w:style w:type="table" w:default="1" w:styleId="TableNormal">
-    <w:name w:val="Normal Table"/>
-    <w:uiPriority w:val="99"/>
-    <w:semiHidden/>
-    <w:unhideWhenUsed/>
-    <w:tblPr>
-      <w:tblInd w:w="0" w:type="dxa"/>
-      <w:tblCellMar>
-        <w:top w:w="0" w:type="dxa"/>
-        <w:left w:w="108" w:type="dxa"/>
-        <w:bottom w:w="0" w:type="dxa"/>
-        <w:right w:w="108" w:type="dxa"/>
-      </w:tblCellMar>
-    </w:tblPr>
-  </w:style>
-  <w:style w:type="numbering" w:default="1" w:styleId="NoList">
-    <w:name w:val="No List"/>
-    <w:uiPriority w:val="99"/>
-    <w:semiHidden/>
-    <w:unhideWhenUsed/>
-  </w:style>
-  <w:style w:type="paragraph" w:customStyle="1" w:styleId="40FAA8B344E6401A97C084257A7B84ED">
-    <w:name w:val="40FAA8B344E6401A97C084257A7B84ED"/>
-  </w:style>
-</w:styles>
-</file>
-
-<file path=word/glossary/webSettings.xml><?xml version="1.0" encoding="utf-8"?>
-<w:webSettings xmlns:mc="http://schemas.openxmlformats.org/markup-compatibility/2006" xmlns:r="http://schemas.openxmlformats.org/officeDocument/2006/relationships" xmlns:w="http://schemas.openxmlformats.org/wordprocessingml/2006/main" xmlns:w14="http://schemas.microsoft.com/office/word/2010/wordml" xmlns:w15="http://schemas.microsoft.com/office/word/2012/wordml" xmlns:w16cex="http://schemas.microsoft.com/office/word/2018/wordml/cex" xmlns:w16cid="http://schemas.microsoft.com/office/word/2016/wordml/cid" xmlns:w16="http://schemas.microsoft.com/office/word/2018/wordml" xmlns:w16du="http://schemas.microsoft.com/office/word/2023/wordml/word16du" xmlns:w16sdtdh="http://schemas.microsoft.com/office/word/2020/wordml/sdtdatahash" xmlns:w16sdtfl="http://schemas.microsoft.com/office/word/2024/wordml/sdtformatlock" xmlns:w16se="http://schemas.microsoft.com/office/word/2015/wordml/symex" mc:Ignorable="w14 w15 w16se w16cid w16 w16cex w16sdtdh w16sdtfl w16du">
-  <w:optimizeForBrowser/>
-  <w:allowPNG/>
-</w:webSettings>
 </file>
 
 <file path=word/theme/theme1.xml><?xml version="1.0" encoding="utf-8"?>
